--- a/docs/governance/guide-gouvernance-pt-BR.docx
+++ b/docs/governance/guide-gouvernance-pt-BR.docx
@@ -31,7 +31,7 @@
         <w:pStyle w:val="Date"/>
       </w:pPr>
       <w:r>
-        <w:t xml:space="preserve">Versão 1.1 — 5 de junho de 2026</w:t>
+        <w:t xml:space="preserve">Versão 1.2 — 1º de setembro de 2026</w:t>
       </w:r>
     </w:p>
     <w:bookmarkStart w:id="13" w:name="prefácio"/>
@@ -2439,13 +2439,13 @@
       </w:r>
     </w:p>
     <w:bookmarkEnd w:id="28"/>
-    <w:bookmarkStart w:id="29" w:name="os-cinco-estatutos-de-uma-membership"/>
+    <w:bookmarkStart w:id="29" w:name="os-estatutos-de-uma-membership"/>
     <w:p>
       <w:pPr>
         <w:pStyle w:val="Heading2"/>
       </w:pPr>
       <w:r>
-        <w:t xml:space="preserve">3.2. Os cinco estatutos de uma membership</w:t>
+        <w:t xml:space="preserve">3.2. Os estatutos de uma membership</w:t>
       </w:r>
     </w:p>
     <w:p>
@@ -2484,7 +2484,7 @@
         <w:t xml:space="preserve"> </w:t>
       </w:r>
       <w:r>
-        <w:t xml:space="preserve">que expressa o estado da delegação em um determinado momento. Cinco estatutos são possíveis:</w:t>
+        <w:t xml:space="preserve">que expressa o estado da delegação em um determinado momento. Os estatutos que dizem respeito à governança:</w:t>
       </w:r>
     </w:p>
     <w:p>
@@ -2516,7 +2516,7 @@
           <w:b/>
           <w:bCs/>
         </w:rPr>
-        <w:t xml:space="preserve">pending</w:t>
+        <w:t xml:space="preserve">pending_validation</w:t>
       </w:r>
       <w:r>
         <w:t xml:space="preserve"> </w:t>
@@ -2638,13 +2638,80 @@
         <w:rPr>
           <w:rStyle w:val="VerbatimChar"/>
         </w:rPr>
+        <w:t xml:space="preserve">removed</w:t>
+      </w:r>
+      <w:r>
+        <w:t xml:space="preserve"> </w:t>
+      </w:r>
+      <w:r>
+        <w:t xml:space="preserve">no D+7.</w:t>
+      </w:r>
+    </w:p>
+    <w:p>
+      <w:pPr>
+        <w:pStyle w:val="BodyText"/>
+      </w:pPr>
+      <w:r>
+        <w:rPr>
+          <w:rStyle w:val="VerbatimChar"/>
+          <w:b/>
+          <w:bCs/>
+        </w:rPr>
+        <w:t xml:space="preserve">vacated</w:t>
+      </w:r>
+      <w:r>
+        <w:t xml:space="preserve"> </w:t>
+      </w:r>
+      <w:r>
+        <w:t xml:space="preserve">—</w:t>
+      </w:r>
+      <w:r>
+        <w:t xml:space="preserve"> </w:t>
+      </w:r>
+      <w:r>
+        <w:rPr>
+          <w:b/>
+          <w:bCs/>
+        </w:rPr>
+        <w:t xml:space="preserve">Papel deixado voluntariamente.</w:t>
+      </w:r>
+      <w:r>
+        <w:t xml:space="preserve"> </w:t>
+      </w:r>
+      <w:r>
+        <w:t xml:space="preserve">Posto pelo auto-rebaixamento (« passo o bastão », direito P3). A pessoa decidiu — este estatuto diz precisamente isso, e nada mais.</w:t>
+      </w:r>
+      <w:r>
+        <w:t xml:space="preserve"> </w:t>
+      </w:r>
+      <w:r>
+        <w:rPr>
+          <w:i/>
+          <w:iCs/>
+        </w:rPr>
+        <w:t xml:space="preserve">(Distinção introduzida em 01/09/2026: antes dessa data, a saída voluntária punha</w:t>
+      </w:r>
+      <w:r>
+        <w:rPr>
+          <w:i/>
+          <w:iCs/>
+        </w:rPr>
+        <w:t xml:space="preserve"> </w:t>
+      </w:r>
+      <w:r>
+        <w:rPr>
+          <w:rStyle w:val="VerbatimChar"/>
+          <w:i/>
+          <w:iCs/>
+        </w:rPr>
         <w:t xml:space="preserve">inactive</w:t>
       </w:r>
       <w:r>
-        <w:t xml:space="preserve"> </w:t>
-      </w:r>
-      <w:r>
-        <w:t xml:space="preserve">no D+7.</w:t>
+        <w:rPr>
+          <w:i/>
+          <w:iCs/>
+        </w:rPr>
+        <w:t xml:space="preserve">, confundindo-a com uma conta abandonada.)</w:t>
       </w:r>
     </w:p>
     <w:p>
@@ -2657,13 +2724,133 @@
           <w:b/>
           <w:bCs/>
         </w:rPr>
+        <w:t xml:space="preserve">removed</w:t>
+      </w:r>
+      <w:r>
+        <w:t xml:space="preserve"> </w:t>
+      </w:r>
+      <w:r>
+        <w:t xml:space="preserve">— Membership encerrada por uma decisão ou um mecanismo do SIGB: fim da carência de uma retirada (D+7), ou fechamento da linha de nível inferior numa promoção (papel exclusivo, cf. §5.6).</w:t>
+      </w:r>
+    </w:p>
+    <w:p>
+      <w:pPr>
+        <w:pStyle w:val="BodyText"/>
+      </w:pPr>
+      <w:r>
+        <w:rPr>
+          <w:rStyle w:val="VerbatimChar"/>
+          <w:b/>
+          <w:bCs/>
+        </w:rPr>
         <w:t xml:space="preserve">inactive</w:t>
       </w:r>
       <w:r>
         <w:t xml:space="preserve"> </w:t>
       </w:r>
       <w:r>
-        <w:t xml:space="preserve">— Membership encerrada. A pessoa não está mais na equipe. Nenhum acesso. Várias origens possíveis: saída voluntária, fim da carência, conta abandonada (automático após 9 meses).</w:t>
+        <w:t xml:space="preserve">—</w:t>
+      </w:r>
+      <w:r>
+        <w:t xml:space="preserve"> </w:t>
+      </w:r>
+      <w:r>
+        <w:rPr>
+          <w:b/>
+          <w:bCs/>
+        </w:rPr>
+        <w:t xml:space="preserve">Conta abandonada.</w:t>
+      </w:r>
+      <w:r>
+        <w:t xml:space="preserve"> </w:t>
+      </w:r>
+      <w:r>
+        <w:t xml:space="preserve">Posto unicamente pelo cron de saída automática, após 9 meses sem conexão (T9). A pessoa não decidiu nada: ela desapareceu.</w:t>
+      </w:r>
+    </w:p>
+    <w:p>
+      <w:pPr>
+        <w:pStyle w:val="BodyText"/>
+      </w:pPr>
+      <w:r>
+        <w:rPr>
+          <w:i/>
+          <w:iCs/>
+        </w:rPr>
+        <w:t xml:space="preserve">(A tabela carrega também alguns estatutos próprios dos percursos de inscrição e circulação —</w:t>
+      </w:r>
+      <w:r>
+        <w:rPr>
+          <w:i/>
+          <w:iCs/>
+        </w:rPr>
+        <w:t xml:space="preserve"> </w:t>
+      </w:r>
+      <w:r>
+        <w:rPr>
+          <w:rStyle w:val="VerbatimChar"/>
+          <w:i/>
+          <w:iCs/>
+        </w:rPr>
+        <w:t xml:space="preserve">refused</w:t>
+      </w:r>
+      <w:r>
+        <w:rPr>
+          <w:i/>
+          <w:iCs/>
+        </w:rPr>
+        <w:t xml:space="preserve">,</w:t>
+      </w:r>
+      <w:r>
+        <w:rPr>
+          <w:i/>
+          <w:iCs/>
+        </w:rPr>
+        <w:t xml:space="preserve"> </w:t>
+      </w:r>
+      <w:r>
+        <w:rPr>
+          <w:rStyle w:val="VerbatimChar"/>
+          <w:i/>
+          <w:iCs/>
+        </w:rPr>
+        <w:t xml:space="preserve">left_with_pending_circulation</w:t>
+      </w:r>
+      <w:r>
+        <w:rPr>
+          <w:i/>
+          <w:iCs/>
+        </w:rPr>
+        <w:t xml:space="preserve">,</w:t>
+      </w:r>
+      <w:r>
+        <w:rPr>
+          <w:i/>
+          <w:iCs/>
+        </w:rPr>
+        <w:t xml:space="preserve"> </w:t>
+      </w:r>
+      <w:r>
+        <w:rPr>
+          <w:rStyle w:val="VerbatimChar"/>
+          <w:i/>
+          <w:iCs/>
+        </w:rPr>
+        <w:t xml:space="preserve">terminated</w:t>
+      </w:r>
+      <w:r>
+        <w:rPr>
+          <w:i/>
+          <w:iCs/>
+        </w:rPr>
+        <w:t xml:space="preserve"> </w:t>
+      </w:r>
+      <w:r>
+        <w:rPr>
+          <w:i/>
+          <w:iCs/>
+        </w:rPr>
+        <w:t xml:space="preserve">— que não pertencem à governança de equipe e não são tratados neste guia.)</w:t>
       </w:r>
     </w:p>
     <w:bookmarkEnd w:id="29"/>
@@ -2728,7 +2915,7 @@
         <w:rPr>
           <w:rStyle w:val="VerbatimChar"/>
         </w:rPr>
-        <w:t xml:space="preserve">              ┌───────────────┼───────────────┐    │</w:t>
+        <w:t xml:space="preserve">        ┌──────────────┬──────┴────────┬───────────│──────┐</w:t>
       </w:r>
       <w:r>
         <w:br/>
@@ -2737,7 +2924,7 @@
         <w:rPr>
           <w:rStyle w:val="VerbatimChar"/>
         </w:rPr>
-        <w:t xml:space="preserve">              ▼               ▼               ▼    │</w:t>
+        <w:t xml:space="preserve">        ▼              ▼               ▼           │      ▼</w:t>
       </w:r>
       <w:r>
         <w:br/>
@@ -2746,7 +2933,7 @@
         <w:rPr>
           <w:rStyle w:val="VerbatimChar"/>
         </w:rPr>
-        <w:t xml:space="preserve">       ┌─────────────┐  ┌─────────────┐  ┌─────────┴────┐</w:t>
+        <w:t xml:space="preserve"> ┌─────────────┐ ┌─────────────┐ ┌────────────┐    │ ┌────────────┐</w:t>
       </w:r>
       <w:r>
         <w:br/>
@@ -2755,7 +2942,7 @@
         <w:rPr>
           <w:rStyle w:val="VerbatimChar"/>
         </w:rPr>
-        <w:t xml:space="preserve">       │  suspended  │  │ pending_    │  │  inactive    │</w:t>
+        <w:t xml:space="preserve"> │  suspended  │ │ pending_    │ │  vacated   │    │ │  inactive  │</w:t>
       </w:r>
       <w:r>
         <w:br/>
@@ -2764,7 +2951,7 @@
         <w:rPr>
           <w:rStyle w:val="VerbatimChar"/>
         </w:rPr>
-        <w:t xml:space="preserve">       │             │  │ removal     │  │              │</w:t>
+        <w:t xml:space="preserve"> │             │ │ removal     │ │ (P3, auto) │    │ │ (T9, cron) │</w:t>
       </w:r>
       <w:r>
         <w:br/>
@@ -2773,7 +2960,7 @@
         <w:rPr>
           <w:rStyle w:val="VerbatimChar"/>
         </w:rPr>
-        <w:t xml:space="preserve">       └──────┬──────┘  └──────┬──────┘  └──────────────┘</w:t>
+        <w:t xml:space="preserve"> └──────┬──────┘ └──────┬──────┘ └────────────┘    │ └────────────┘</w:t>
       </w:r>
       <w:r>
         <w:br/>
@@ -2782,7 +2969,7 @@
         <w:rPr>
           <w:rStyle w:val="VerbatimChar"/>
         </w:rPr>
-        <w:t xml:space="preserve">              │                │</w:t>
+        <w:t xml:space="preserve">        │               │                          │</w:t>
       </w:r>
       <w:r>
         <w:br/>
@@ -2791,7 +2978,7 @@
         <w:rPr>
           <w:rStyle w:val="VerbatimChar"/>
         </w:rPr>
-        <w:t xml:space="preserve">              │ levantamento   │ cancelamento</w:t>
+        <w:t xml:space="preserve">        │ levantamento  │ cancelamento             │</w:t>
       </w:r>
       <w:r>
         <w:br/>
@@ -2800,7 +2987,7 @@
         <w:rPr>
           <w:rStyle w:val="VerbatimChar"/>
         </w:rPr>
-        <w:t xml:space="preserve">              └────────────────┴────────────┐</w:t>
+        <w:t xml:space="preserve">        └───────────────┴──────────────────────────┘</w:t>
       </w:r>
       <w:r>
         <w:br/>
@@ -2809,7 +2996,7 @@
         <w:rPr>
           <w:rStyle w:val="VerbatimChar"/>
         </w:rPr>
-        <w:t xml:space="preserve">                               │            │</w:t>
+        <w:t xml:space="preserve">                        │</w:t>
       </w:r>
       <w:r>
         <w:br/>
@@ -2818,7 +3005,7 @@
         <w:rPr>
           <w:rStyle w:val="VerbatimChar"/>
         </w:rPr>
-        <w:t xml:space="preserve">                               ▼ (D+7)      ▼</w:t>
+        <w:t xml:space="preserve">                        ▼ (D+7)</w:t>
       </w:r>
       <w:r>
         <w:br/>
@@ -2827,7 +3014,7 @@
         <w:rPr>
           <w:rStyle w:val="VerbatimChar"/>
         </w:rPr>
-        <w:t xml:space="preserve">                        ┌──────────────┐</w:t>
+        <w:t xml:space="preserve">                 ┌──────────────┐</w:t>
       </w:r>
       <w:r>
         <w:br/>
@@ -2836,7 +3023,7 @@
         <w:rPr>
           <w:rStyle w:val="VerbatimChar"/>
         </w:rPr>
-        <w:t xml:space="preserve">                        │   inactive   │</w:t>
+        <w:t xml:space="preserve">                 │   removed    │</w:t>
       </w:r>
       <w:r>
         <w:br/>
@@ -2845,7 +3032,7 @@
         <w:rPr>
           <w:rStyle w:val="VerbatimChar"/>
         </w:rPr>
-        <w:t xml:space="preserve">                        └──────────────┘</w:t>
+        <w:t xml:space="preserve">                 └──────────────┘</w:t>
       </w:r>
     </w:p>
     <w:p>
@@ -2875,7 +3062,44 @@
         <w:t xml:space="preserve"> </w:t>
       </w:r>
       <w:r>
-        <w:t xml:space="preserve">se pode passar diretamente de</w:t>
+        <w:t xml:space="preserve">se pode excluir um(a/e) librarian num só gesto por decisão unilateral de um(a/e) outre coord. É preciso passar por</w:t>
+      </w:r>
+      <w:r>
+        <w:t xml:space="preserve"> </w:t>
+      </w:r>
+      <w:r>
+        <w:rPr>
+          <w:rStyle w:val="VerbatimChar"/>
+        </w:rPr>
+        <w:t xml:space="preserve">pending_removal</w:t>
+      </w:r>
+      <w:r>
+        <w:t xml:space="preserve"> </w:t>
+      </w:r>
+      <w:r>
+        <w:t xml:space="preserve">e aguardar a carência (ou que a pessoa se rebaixe ela mesma).</w:t>
+      </w:r>
+    </w:p>
+    <w:p>
+      <w:pPr>
+        <w:pStyle w:val="Compact"/>
+        <w:numPr>
+          <w:ilvl w:val="0"/>
+          <w:numId w:val="1013"/>
+        </w:numPr>
+      </w:pPr>
+      <w:r>
+        <w:rPr>
+          <w:b/>
+          <w:bCs/>
+        </w:rPr>
+        <w:t xml:space="preserve">Sempre</w:t>
+      </w:r>
+      <w:r>
+        <w:t xml:space="preserve"> </w:t>
+      </w:r>
+      <w:r>
+        <w:t xml:space="preserve">se pode deixar voluntariamente o próprio papel</w:t>
       </w:r>
       <w:r>
         <w:t xml:space="preserve"> </w:t>
@@ -2890,7 +3114,83 @@
         <w:t xml:space="preserve"> </w:t>
       </w:r>
       <w:r>
-        <w:t xml:space="preserve">a</w:t>
+        <w:t xml:space="preserve">(auto-rebaixamento, direito P3): a linha passa a</w:t>
+      </w:r>
+      <w:r>
+        <w:t xml:space="preserve"> </w:t>
+      </w:r>
+      <w:r>
+        <w:rPr>
+          <w:rStyle w:val="VerbatimChar"/>
+        </w:rPr>
+        <w:t xml:space="preserve">vacated</w:t>
+      </w:r>
+      <w:r>
+        <w:t xml:space="preserve">, imediatamente.</w:t>
+      </w:r>
+    </w:p>
+    <w:p>
+      <w:pPr>
+        <w:pStyle w:val="Compact"/>
+        <w:numPr>
+          <w:ilvl w:val="0"/>
+          <w:numId w:val="1013"/>
+        </w:numPr>
+      </w:pPr>
+      <w:r>
+        <w:rPr>
+          <w:rStyle w:val="VerbatimChar"/>
+        </w:rPr>
+        <w:t xml:space="preserve">suspended</w:t>
+      </w:r>
+      <w:r>
+        <w:t xml:space="preserve"> </w:t>
+      </w:r>
+      <w:r>
+        <w:rPr>
+          <w:b/>
+          <w:bCs/>
+        </w:rPr>
+        <w:t xml:space="preserve">não</w:t>
+      </w:r>
+      <w:r>
+        <w:t xml:space="preserve"> </w:t>
+      </w:r>
+      <w:r>
+        <w:t xml:space="preserve">tem duração máxima. Não é uma carência antes da exclusão, é uma medida conservatória — dura o tempo da deliberação.</w:t>
+      </w:r>
+    </w:p>
+    <w:p>
+      <w:pPr>
+        <w:pStyle w:val="Compact"/>
+        <w:numPr>
+          <w:ilvl w:val="0"/>
+          <w:numId w:val="1013"/>
+        </w:numPr>
+      </w:pPr>
+      <w:r>
+        <w:t xml:space="preserve">De um estatuto encerrado (</w:t>
+      </w:r>
+      <w:r>
+        <w:rPr>
+          <w:rStyle w:val="VerbatimChar"/>
+        </w:rPr>
+        <w:t xml:space="preserve">vacated</w:t>
+      </w:r>
+      <w:r>
+        <w:t xml:space="preserve">,</w:t>
+      </w:r>
+      <w:r>
+        <w:t xml:space="preserve"> </w:t>
+      </w:r>
+      <w:r>
+        <w:rPr>
+          <w:rStyle w:val="VerbatimChar"/>
+        </w:rPr>
+        <w:t xml:space="preserve">removed</w:t>
+      </w:r>
+      <w:r>
+        <w:t xml:space="preserve">,</w:t>
       </w:r>
       <w:r>
         <w:t xml:space="preserve"> </w:t>
@@ -2902,47 +3202,23 @@
         <w:t xml:space="preserve">inactive</w:t>
       </w:r>
       <w:r>
-        <w:t xml:space="preserve"> </w:t>
-      </w:r>
-      <w:r>
-        <w:t xml:space="preserve">para um(a/e) librarian por decisão unilateral de um(a/e) outre coord. É preciso passar por</w:t>
-      </w:r>
-      <w:r>
-        <w:t xml:space="preserve"> </w:t>
-      </w:r>
-      <w:r>
-        <w:rPr>
-          <w:rStyle w:val="VerbatimChar"/>
-        </w:rPr>
-        <w:t xml:space="preserve">pending_removal</w:t>
-      </w:r>
-      <w:r>
-        <w:t xml:space="preserve"> </w:t>
-      </w:r>
-      <w:r>
-        <w:t xml:space="preserve">e aguardar a carência (ou que a pessoa se rebaixe ela mesma).</w:t>
-      </w:r>
-    </w:p>
-    <w:p>
-      <w:pPr>
-        <w:pStyle w:val="Compact"/>
-        <w:numPr>
-          <w:ilvl w:val="0"/>
-          <w:numId w:val="1013"/>
-        </w:numPr>
-      </w:pPr>
-      <w:r>
-        <w:rPr>
-          <w:b/>
-          <w:bCs/>
-        </w:rPr>
-        <w:t xml:space="preserve">Sempre</w:t>
-      </w:r>
-      <w:r>
-        <w:t xml:space="preserve"> </w:t>
-      </w:r>
-      <w:r>
-        <w:t xml:space="preserve">se pode passar do próprio estatuto</w:t>
+        <w:t xml:space="preserve">),</w:t>
+      </w:r>
+      <w:r>
+        <w:t xml:space="preserve"> </w:t>
+      </w:r>
+      <w:r>
+        <w:rPr>
+          <w:b/>
+          <w:bCs/>
+        </w:rPr>
+        <w:t xml:space="preserve">não se retorna</w:t>
+      </w:r>
+      <w:r>
+        <w:t xml:space="preserve"> </w:t>
+      </w:r>
+      <w:r>
+        <w:t xml:space="preserve">diretamente a</w:t>
       </w:r>
       <w:r>
         <w:t xml:space="preserve"> </w:t>
@@ -2954,108 +3230,7 @@
         <w:t xml:space="preserve">active</w:t>
       </w:r>
       <w:r>
-        <w:t xml:space="preserve"> </w:t>
-      </w:r>
-      <w:r>
-        <w:t xml:space="preserve">a</w:t>
-      </w:r>
-      <w:r>
-        <w:t xml:space="preserve"> </w:t>
-      </w:r>
-      <w:r>
-        <w:rPr>
-          <w:rStyle w:val="VerbatimChar"/>
-        </w:rPr>
-        <w:t xml:space="preserve">inactive</w:t>
-      </w:r>
-      <w:r>
-        <w:t xml:space="preserve"> </w:t>
-      </w:r>
-      <w:r>
-        <w:t xml:space="preserve">(auto-rebaixamento, direito P3).</w:t>
-      </w:r>
-    </w:p>
-    <w:p>
-      <w:pPr>
-        <w:pStyle w:val="Compact"/>
-        <w:numPr>
-          <w:ilvl w:val="0"/>
-          <w:numId w:val="1013"/>
-        </w:numPr>
-      </w:pPr>
-      <w:r>
-        <w:rPr>
-          <w:rStyle w:val="VerbatimChar"/>
-        </w:rPr>
-        <w:t xml:space="preserve">suspended</w:t>
-      </w:r>
-      <w:r>
-        <w:t xml:space="preserve"> </w:t>
-      </w:r>
-      <w:r>
-        <w:rPr>
-          <w:b/>
-          <w:bCs/>
-        </w:rPr>
-        <w:t xml:space="preserve">não</w:t>
-      </w:r>
-      <w:r>
-        <w:t xml:space="preserve"> </w:t>
-      </w:r>
-      <w:r>
-        <w:t xml:space="preserve">tem duração máxima. Não é uma carência antes da exclusão, é uma medida conservatória — dura o tempo da deliberação.</w:t>
-      </w:r>
-    </w:p>
-    <w:p>
-      <w:pPr>
-        <w:pStyle w:val="Compact"/>
-        <w:numPr>
-          <w:ilvl w:val="0"/>
-          <w:numId w:val="1013"/>
-        </w:numPr>
-      </w:pPr>
-      <w:r>
-        <w:t xml:space="preserve">De</w:t>
-      </w:r>
-      <w:r>
-        <w:t xml:space="preserve"> </w:t>
-      </w:r>
-      <w:r>
-        <w:rPr>
-          <w:rStyle w:val="VerbatimChar"/>
-        </w:rPr>
-        <w:t xml:space="preserve">inactive</w:t>
-      </w:r>
-      <w:r>
-        <w:t xml:space="preserve">,</w:t>
-      </w:r>
-      <w:r>
-        <w:t xml:space="preserve"> </w:t>
-      </w:r>
-      <w:r>
-        <w:rPr>
-          <w:b/>
-          <w:bCs/>
-        </w:rPr>
-        <w:t xml:space="preserve">não se retorna</w:t>
-      </w:r>
-      <w:r>
-        <w:t xml:space="preserve"> </w:t>
-      </w:r>
-      <w:r>
-        <w:t xml:space="preserve">a</w:t>
-      </w:r>
-      <w:r>
-        <w:t xml:space="preserve"> </w:t>
-      </w:r>
-      <w:r>
-        <w:rPr>
-          <w:rStyle w:val="VerbatimChar"/>
-        </w:rPr>
-        <w:t xml:space="preserve">active</w:t>
-      </w:r>
-      <w:r>
-        <w:t xml:space="preserve">. Para reintegrar uma pessoa, cria-se uma nova linha de membership. O histórico é preservado.</w:t>
+        <w:t xml:space="preserve">. Para reintegrar uma pessoa, passa-se pelo circuito normal — que reativa a linha encerrada ou cria uma nova. O histórico é preservado.</w:t>
       </w:r>
     </w:p>
     <w:bookmarkEnd w:id="30"/>
@@ -6410,7 +6585,7 @@
         <w:rPr>
           <w:rStyle w:val="VerbatimChar"/>
         </w:rPr>
-        <w:t xml:space="preserve">status='pending'</w:t>
+        <w:t xml:space="preserve">status='pending_validation'</w:t>
       </w:r>
       <w:r>
         <w:t xml:space="preserve">. Ela recebe um e-mail explicando que deve vir se apresentar fisicamente à biblioteca.</w:t>
@@ -7110,13 +7285,40 @@
           <w:b/>
           <w:bCs/>
         </w:rPr>
-        <w:t xml:space="preserve">O multi-membership</w:t>
-      </w:r>
-      <w:r>
-        <w:t xml:space="preserve"> </w:t>
-      </w:r>
-      <w:r>
-        <w:t xml:space="preserve">(§5.6). Você acha que é desnecessariamente complexo e que deveria haver um único papel por pessoa por biblioteca. É uma decisão de modelo de dados, mais estruturante do que parece. A levar com as/os/es devs.</w:t>
+        <w:t xml:space="preserve">O papel exclusivo</w:t>
+      </w:r>
+      <w:r>
+        <w:t xml:space="preserve"> </w:t>
+      </w:r>
+      <w:r>
+        <w:t xml:space="preserve">(§5.6). Você acha que uma pessoa deveria poder acumular vários papéis ativos na mesma biblioteca (ser ao mesmo tempo</w:t>
+      </w:r>
+      <w:r>
+        <w:t xml:space="preserve"> </w:t>
+      </w:r>
+      <w:r>
+        <w:rPr>
+          <w:rStyle w:val="VerbatimChar"/>
+        </w:rPr>
+        <w:t xml:space="preserve">librarian</w:t>
+      </w:r>
+      <w:r>
+        <w:t xml:space="preserve"> </w:t>
+      </w:r>
+      <w:r>
+        <w:t xml:space="preserve">e</w:t>
+      </w:r>
+      <w:r>
+        <w:t xml:space="preserve"> </w:t>
+      </w:r>
+      <w:r>
+        <w:rPr>
+          <w:rStyle w:val="VerbatimChar"/>
+        </w:rPr>
+        <w:t xml:space="preserve">coordenador</w:t>
+      </w:r>
+      <w:r>
+        <w:t xml:space="preserve">, por exemplo). É uma decisão de modelo de dados, mais estruturante do que parece — e já foi decidida no outro sentido em maio de 2026. A levar com as/os/es devs.</w:t>
       </w:r>
     </w:p>
     <w:p>
@@ -7631,10 +7833,41 @@
         <w:rPr>
           <w:rStyle w:val="VerbatimChar"/>
         </w:rPr>
+        <w:t xml:space="preserve">vacated</w:t>
+      </w:r>
+      <w:r>
+        <w:t xml:space="preserve"> </w:t>
+      </w:r>
+      <w:r>
+        <w:t xml:space="preserve">— o estatuto do papel</w:t>
+      </w:r>
+      <w:r>
+        <w:t xml:space="preserve"> </w:t>
+      </w:r>
+      <w:r>
+        <w:rPr>
+          <w:b/>
+          <w:bCs/>
+        </w:rPr>
+        <w:t xml:space="preserve">deixado voluntariamente</w:t>
+      </w:r>
+      <w:r>
+        <w:t xml:space="preserve">, distinto do</w:t>
+      </w:r>
+      <w:r>
+        <w:t xml:space="preserve"> </w:t>
+      </w:r>
+      <w:r>
+        <w:rPr>
+          <w:rStyle w:val="VerbatimChar"/>
+        </w:rPr>
         <w:t xml:space="preserve">inactive</w:t>
       </w:r>
       <w:r>
-        <w:t xml:space="preserve">.</w:t>
+        <w:t xml:space="preserve"> </w:t>
+      </w:r>
+      <w:r>
+        <w:t xml:space="preserve">da conta abandonada.</w:t>
       </w:r>
     </w:p>
     <w:p>
@@ -7646,7 +7879,7 @@
         </w:numPr>
       </w:pPr>
       <w:r>
-        <w:t xml:space="preserve">Se você não tivesse ainda a membership alvo (</w:t>
+        <w:t xml:space="preserve">Sua linha de nível inferior (</w:t>
       </w:r>
       <w:r>
         <w:rPr>
@@ -7670,7 +7903,7 @@
         <w:t xml:space="preserve">librarian</w:t>
       </w:r>
       <w:r>
-        <w:t xml:space="preserve">), ela é criada como</w:t>
+        <w:t xml:space="preserve">, conforme o pouso escolhido) é reativada se existia — ou criada como</w:t>
       </w:r>
       <w:r>
         <w:t xml:space="preserve"> </w:t>
@@ -7682,7 +7915,10 @@
         <w:t xml:space="preserve">active</w:t>
       </w:r>
       <w:r>
-        <w:t xml:space="preserve">.</w:t>
+        <w:t xml:space="preserve"> </w:t>
+      </w:r>
+      <w:r>
+        <w:t xml:space="preserve">caso contrário.</w:t>
       </w:r>
     </w:p>
     <w:p>
@@ -7780,7 +8016,7 @@
         <w:rPr>
           <w:rStyle w:val="VerbatimChar"/>
         </w:rPr>
-        <w:t xml:space="preserve">inactive</w:t>
+        <w:t xml:space="preserve">vacated</w:t>
       </w:r>
       <w:r>
         <w:t xml:space="preserve">.</w:t>
@@ -8502,10 +8738,25 @@
         <w:rPr>
           <w:rStyle w:val="VerbatimChar"/>
         </w:rPr>
-        <w:t xml:space="preserve">inactive</w:t>
-      </w:r>
-      <w:r>
-        <w:t xml:space="preserve">.</w:t>
+        <w:t xml:space="preserve">removed</w:t>
+      </w:r>
+      <w:r>
+        <w:t xml:space="preserve">. A linha de nível inferior (fechada na promoção, cf. papel exclusivo §5.6) é reativada — ou uma linha</w:t>
+      </w:r>
+      <w:r>
+        <w:t xml:space="preserve"> </w:t>
+      </w:r>
+      <w:r>
+        <w:rPr>
+          <w:rStyle w:val="VerbatimChar"/>
+        </w:rPr>
+        <w:t xml:space="preserve">reader</w:t>
+      </w:r>
+      <w:r>
+        <w:t xml:space="preserve"> </w:t>
+      </w:r>
+      <w:r>
+        <w:t xml:space="preserve">é criada: a pessoa deixa a equipe, não a biblioteca.</w:t>
       </w:r>
       <w:r>
         <w:t xml:space="preserve"> </w:t>
@@ -9717,7 +9968,7 @@
               <w:rPr>
                 <w:rStyle w:val="VerbatimChar"/>
               </w:rPr>
-              <w:t xml:space="preserve">inactive</w:t>
+              <w:t xml:space="preserve">removed</w:t>
             </w:r>
           </w:p>
         </w:tc>
@@ -10101,10 +10352,10 @@
         <w:rPr>
           <w:rStyle w:val="VerbatimChar"/>
         </w:rPr>
-        <w:t xml:space="preserve">inactive</w:t>
-      </w:r>
-      <w:r>
-        <w:t xml:space="preserve">. Se ela tiver uma membership</w:t>
+        <w:t xml:space="preserve">removed</w:t>
+      </w:r>
+      <w:r>
+        <w:t xml:space="preserve">. Sua antiga linha</w:t>
       </w:r>
       <w:r>
         <w:t xml:space="preserve"> </w:t>
@@ -10119,7 +10370,7 @@
         <w:t xml:space="preserve"> </w:t>
       </w:r>
       <w:r>
-        <w:t xml:space="preserve">paralela, esta permanece ativa (e a pessoa</w:t>
+        <w:t xml:space="preserve">— fechada na sua promoção (papel exclusivo, §5.6) — é então reativada : a pessoa</w:t>
       </w:r>
       <w:r>
         <w:t xml:space="preserve"> </w:t>
@@ -10131,7 +10382,7 @@
         <w:t xml:space="preserve"> </w:t>
       </w:r>
       <w:r>
-        <w:t xml:space="preserve">como librarian). Caso contrário, ela volta a ser simples</w:t>
+        <w:t xml:space="preserve">como librarian. Se ela nunca teve uma (chegada por salto colegiado), ela volta a ser simples</w:t>
       </w:r>
       <w:r>
         <w:t xml:space="preserve"> </w:t>
@@ -10576,7 +10827,7 @@
         <w:rPr>
           <w:rStyle w:val="VerbatimChar"/>
         </w:rPr>
-        <w:t xml:space="preserve">inactive</w:t>
+        <w:t xml:space="preserve">vacated</w:t>
       </w:r>
       <w:r>
         <w:t xml:space="preserve">, contornando a carência. Politicamente, é coerente : o direito P3 (auto-rebaixamento) é incondicional.</w:t>
@@ -12120,7 +12371,7 @@
         <w:t xml:space="preserve">2. Verificação política</w:t>
       </w:r>
       <w:r>
-        <w:t xml:space="preserve">: o coletivo ainda existe? Quer continuar a existir? Se há pessoas membras mas que simplesmente deixaram cair as funções técnicas, pode-se recrutar novo staff por cooptação fora do fluxo de trabalho.</w:t>
+        <w:t xml:space="preserve">: o coletivo ainda existe? Quer continuar a existir? Se há pessoas membras mas que simplesmente deixaram cair as funções técnicas, pode-se reconstituir uma coordenação — pelo circuito colegiado, como em todo lugar.</w:t>
       </w:r>
     </w:p>
     <w:p>
@@ -12132,22 +12383,113 @@
           <w:b/>
           <w:bCs/>
         </w:rPr>
-        <w:t xml:space="preserve">3. Cooptação fora do fluxo de trabalho</w:t>
-      </w:r>
-      <w:r>
-        <w:t xml:space="preserve"> </w:t>
-      </w:r>
-      <w:r>
-        <w:t xml:space="preserve">pela pessoa admin da rede, via SQL direto ou via a UI (uma pessoa admin da rede tem o direito de agir como coord+ em qualquer biblioteca, cf. capítulo 2). A cooptação fora do fluxo de trabalho deve ser registrada no audit log com uma razão explícita:</w:t>
-      </w:r>
-      <w:r>
-        <w:t xml:space="preserve"> </w:t>
-      </w:r>
-      <w:r>
-        <w:t xml:space="preserve">“Retomada de coordenação após vacância, após contato com o coletivo em DD/MM, pela pessoa admin da rede X”</w:t>
-      </w:r>
-      <w:r>
-        <w:t xml:space="preserve">. E — ponto-chave de doutrina —</w:t>
+        <w:t xml:space="preserve">3. Retomada pelo circuito colegiado</w:t>
+      </w:r>
+      <w:r>
+        <w:t xml:space="preserve"> </w:t>
+      </w:r>
+      <w:r>
+        <w:rPr>
+          <w:i/>
+          <w:iCs/>
+        </w:rPr>
+        <w:t xml:space="preserve">(desde 01/09/2026 não existe mais « cooptação fora do fluxo »: as promoções diretas estão condenadas, inclusive para a pessoa admin da rede)</w:t>
+      </w:r>
+      <w:r>
+        <w:t xml:space="preserve">. A pessoa admin da rede tem o direito de</w:t>
+      </w:r>
+      <w:r>
+        <w:t xml:space="preserve"> </w:t>
+      </w:r>
+      <w:r>
+        <w:rPr>
+          <w:b/>
+          <w:bCs/>
+        </w:rPr>
+        <w:t xml:space="preserve">depositar uma proposta de coordenação</w:t>
+      </w:r>
+      <w:r>
+        <w:t xml:space="preserve"> </w:t>
+      </w:r>
+      <w:r>
+        <w:t xml:space="preserve">em qualquer biblioteca (cf. capítulo 2). Se resta um(a/e)</w:t>
+      </w:r>
+      <w:r>
+        <w:t xml:space="preserve"> </w:t>
+      </w:r>
+      <w:r>
+        <w:rPr>
+          <w:rStyle w:val="VerbatimChar"/>
+        </w:rPr>
+        <w:t xml:space="preserve">librarian</w:t>
+      </w:r>
+      <w:r>
+        <w:t xml:space="preserve"> </w:t>
+      </w:r>
+      <w:r>
+        <w:t xml:space="preserve">ativa/o/e, a proposta pode visá-la/o/e. Se só restam</w:t>
+      </w:r>
+      <w:r>
+        <w:t xml:space="preserve"> </w:t>
+      </w:r>
+      <w:r>
+        <w:rPr>
+          <w:rStyle w:val="VerbatimChar"/>
+        </w:rPr>
+        <w:t xml:space="preserve">reader</w:t>
+      </w:r>
+      <w:r>
+        <w:t xml:space="preserve"> </w:t>
+      </w:r>
+      <w:r>
+        <w:t xml:space="preserve">ativas/os/es, o caminho praticável é o</w:t>
+      </w:r>
+      <w:r>
+        <w:t xml:space="preserve"> </w:t>
+      </w:r>
+      <w:r>
+        <w:rPr>
+          <w:b/>
+          <w:bCs/>
+        </w:rPr>
+        <w:t xml:space="preserve">salto colegiado</w:t>
+      </w:r>
+      <w:r>
+        <w:t xml:space="preserve">: o coletivo local decide ativar o ajuste (</w:t>
+      </w:r>
+      <w:r>
+        <w:rPr>
+          <w:rStyle w:val="VerbatimChar"/>
+        </w:rPr>
+        <w:t xml:space="preserve">allow_direct_coordenador</w:t>
+      </w:r>
+      <w:r>
+        <w:t xml:space="preserve">), a pessoa admin da rede deposita a proposta visando um(a/e) reader ativa/o/e, o quórum de bootstrap se aplica (1 endosso quando a equipe é pequena demais), e a pessoa</w:t>
+      </w:r>
+      <w:r>
+        <w:t xml:space="preserve"> </w:t>
+      </w:r>
+      <w:r>
+        <w:rPr>
+          <w:b/>
+          <w:bCs/>
+        </w:rPr>
+        <w:t xml:space="preserve">aceita</w:t>
+      </w:r>
+      <w:r>
+        <w:t xml:space="preserve">. Nada se faz sem o coletivo: a proposta executa sua decisão, não a substitui. A ação fica registrada (audit log +</w:t>
+      </w:r>
+      <w:r>
+        <w:t xml:space="preserve"> </w:t>
+      </w:r>
+      <w:r>
+        <w:rPr>
+          <w:rStyle w:val="VerbatimChar"/>
+        </w:rPr>
+        <w:t xml:space="preserve">cross_library_actions_log</w:t>
+      </w:r>
+      <w:r>
+        <w:t xml:space="preserve">), e — ponto-chave de doutrina —</w:t>
       </w:r>
       <w:r>
         <w:t xml:space="preserve"> </w:t>
@@ -16145,29 +16487,29 @@
               <w:pStyle w:val="Compact"/>
             </w:pPr>
             <w:r>
-              <w:t xml:space="preserve">Cooptação (T1, T2)</w:t>
-            </w:r>
-          </w:p>
-        </w:tc>
-        <w:tc>
-          <w:tcPr/>
-          <w:p>
-            <w:pPr>
-              <w:pStyle w:val="Compact"/>
-            </w:pPr>
-            <w:r>
-              <w:t xml:space="preserve">✅</w:t>
-            </w:r>
-          </w:p>
-        </w:tc>
-        <w:tc>
-          <w:tcPr/>
-          <w:p>
-            <w:pPr>
-              <w:pStyle w:val="Compact"/>
-            </w:pPr>
-            <w:r>
-              <w:t xml:space="preserve">✅</w:t>
+              <w:t xml:space="preserve">Proposta depositada (acolhida ou coordenação)</w:t>
+            </w:r>
+          </w:p>
+        </w:tc>
+        <w:tc>
+          <w:tcPr/>
+          <w:p>
+            <w:pPr>
+              <w:pStyle w:val="Compact"/>
+            </w:pPr>
+            <w:r>
+              <w:t xml:space="preserve">—</w:t>
+            </w:r>
+          </w:p>
+        </w:tc>
+        <w:tc>
+          <w:tcPr/>
+          <w:p>
+            <w:pPr>
+              <w:pStyle w:val="Compact"/>
+            </w:pPr>
+            <w:r>
+              <w:t xml:space="preserve">✅ a endossar</w:t>
             </w:r>
           </w:p>
         </w:tc>
@@ -16191,29 +16533,29 @@
               <w:pStyle w:val="Compact"/>
             </w:pPr>
             <w:r>
-              <w:t xml:space="preserve">Auto-rebaixamento (T3, T4)</w:t>
-            </w:r>
-          </w:p>
-        </w:tc>
-        <w:tc>
-          <w:tcPr/>
-          <w:p>
-            <w:pPr>
-              <w:pStyle w:val="Compact"/>
-            </w:pPr>
-            <w:r>
-              <w:t xml:space="preserve">✅ confirmação</w:t>
-            </w:r>
-          </w:p>
-        </w:tc>
-        <w:tc>
-          <w:tcPr/>
-          <w:p>
-            <w:pPr>
-              <w:pStyle w:val="Compact"/>
-            </w:pPr>
-            <w:r>
-              <w:t xml:space="preserve">✅</w:t>
+              <w:t xml:space="preserve">Proposta pronta (quórum atingido)</w:t>
+            </w:r>
+          </w:p>
+        </w:tc>
+        <w:tc>
+          <w:tcPr/>
+          <w:p>
+            <w:pPr>
+              <w:pStyle w:val="Compact"/>
+            </w:pPr>
+            <w:r>
+              <w:t xml:space="preserve">✅ a aceitar</w:t>
+            </w:r>
+          </w:p>
+        </w:tc>
+        <w:tc>
+          <w:tcPr/>
+          <w:p>
+            <w:pPr>
+              <w:pStyle w:val="Compact"/>
+            </w:pPr>
+            <w:r>
+              <w:t xml:space="preserve">—</w:t>
             </w:r>
           </w:p>
         </w:tc>
@@ -16237,18 +16579,18 @@
               <w:pStyle w:val="Compact"/>
             </w:pPr>
             <w:r>
-              <w:t xml:space="preserve">Pedido de retirada (T5)</w:t>
-            </w:r>
-          </w:p>
-        </w:tc>
-        <w:tc>
-          <w:tcPr/>
-          <w:p>
-            <w:pPr>
-              <w:pStyle w:val="Compact"/>
-            </w:pPr>
-            <w:r>
-              <w:t xml:space="preserve">✅</w:t>
+              <w:t xml:space="preserve">Cooptação concluída (aceitação — T1, T2, T2b)</w:t>
+            </w:r>
+          </w:p>
+        </w:tc>
+        <w:tc>
+          <w:tcPr/>
+          <w:p>
+            <w:pPr>
+              <w:pStyle w:val="Compact"/>
+            </w:pPr>
+            <w:r>
+              <w:t xml:space="preserve">✅ boas-vindas</w:t>
             </w:r>
           </w:p>
         </w:tc>
@@ -16283,18 +16625,18 @@
               <w:pStyle w:val="Compact"/>
             </w:pPr>
             <w:r>
-              <w:t xml:space="preserve">Cancelamento de pedido (T8)</w:t>
-            </w:r>
-          </w:p>
-        </w:tc>
-        <w:tc>
-          <w:tcPr/>
-          <w:p>
-            <w:pPr>
-              <w:pStyle w:val="Compact"/>
-            </w:pPr>
-            <w:r>
-              <w:t xml:space="preserve">✅</w:t>
+              <w:t xml:space="preserve">Auto-rebaixamento (T3, T4)</w:t>
+            </w:r>
+          </w:p>
+        </w:tc>
+        <w:tc>
+          <w:tcPr/>
+          <w:p>
+            <w:pPr>
+              <w:pStyle w:val="Compact"/>
+            </w:pPr>
+            <w:r>
+              <w:t xml:space="preserve">✅ confirmação</w:t>
             </w:r>
           </w:p>
         </w:tc>
@@ -16329,7 +16671,7 @@
               <w:pStyle w:val="Compact"/>
             </w:pPr>
             <w:r>
-              <w:t xml:space="preserve">Fim de carência (D+7)</w:t>
+              <w:t xml:space="preserve">Pedido de retirada (T5)</w:t>
             </w:r>
           </w:p>
         </w:tc>
@@ -16375,18 +16717,18 @@
               <w:pStyle w:val="Compact"/>
             </w:pPr>
             <w:r>
-              <w:t xml:space="preserve">Suspensão (T6)</w:t>
-            </w:r>
-          </w:p>
-        </w:tc>
-        <w:tc>
-          <w:tcPr/>
-          <w:p>
-            <w:pPr>
-              <w:pStyle w:val="Compact"/>
-            </w:pPr>
-            <w:r>
-              <w:t xml:space="preserve">✅ urgente</w:t>
+              <w:t xml:space="preserve">Cancelamento de pedido (T8)</w:t>
+            </w:r>
+          </w:p>
+        </w:tc>
+        <w:tc>
+          <w:tcPr/>
+          <w:p>
+            <w:pPr>
+              <w:pStyle w:val="Compact"/>
+            </w:pPr>
+            <w:r>
+              <w:t xml:space="preserve">✅</w:t>
             </w:r>
           </w:p>
         </w:tc>
@@ -16421,7 +16763,7 @@
               <w:pStyle w:val="Compact"/>
             </w:pPr>
             <w:r>
-              <w:t xml:space="preserve">Levantamento de suspensão (T7)</w:t>
+              <w:t xml:space="preserve">Fim de carência (D+7)</w:t>
             </w:r>
           </w:p>
         </w:tc>
@@ -16467,29 +16809,29 @@
               <w:pStyle w:val="Compact"/>
             </w:pPr>
             <w:r>
-              <w:t xml:space="preserve">Saída auto aos 9 meses (T9)</w:t>
-            </w:r>
-          </w:p>
-        </w:tc>
-        <w:tc>
-          <w:tcPr/>
-          <w:p>
-            <w:pPr>
-              <w:pStyle w:val="Compact"/>
-            </w:pPr>
-            <w:r>
-              <w:t xml:space="preserve">✅ lembretes + final</w:t>
-            </w:r>
-          </w:p>
-        </w:tc>
-        <w:tc>
-          <w:tcPr/>
-          <w:p>
-            <w:pPr>
-              <w:pStyle w:val="Compact"/>
-            </w:pPr>
-            <w:r>
-              <w:t xml:space="preserve">✅ (final somente)</w:t>
+              <w:t xml:space="preserve">Suspensão (T6)</w:t>
+            </w:r>
+          </w:p>
+        </w:tc>
+        <w:tc>
+          <w:tcPr/>
+          <w:p>
+            <w:pPr>
+              <w:pStyle w:val="Compact"/>
+            </w:pPr>
+            <w:r>
+              <w:t xml:space="preserve">✅ urgente</w:t>
+            </w:r>
+          </w:p>
+        </w:tc>
+        <w:tc>
+          <w:tcPr/>
+          <w:p>
+            <w:pPr>
+              <w:pStyle w:val="Compact"/>
+            </w:pPr>
+            <w:r>
+              <w:t xml:space="preserve">✅</w:t>
             </w:r>
           </w:p>
         </w:tc>
@@ -16513,7 +16855,7 @@
               <w:pStyle w:val="Compact"/>
             </w:pPr>
             <w:r>
-              <w:t xml:space="preserve">Última pessoa coord parte</w:t>
+              <w:t xml:space="preserve">Levantamento de suspensão (T7)</w:t>
             </w:r>
           </w:p>
         </w:tc>
@@ -16535,18 +16877,18 @@
               <w:pStyle w:val="Compact"/>
             </w:pPr>
             <w:r>
-              <w:t xml:space="preserve">✅ (a pessoa concernida)</w:t>
-            </w:r>
-          </w:p>
-        </w:tc>
-        <w:tc>
-          <w:tcPr/>
-          <w:p>
-            <w:pPr>
-              <w:pStyle w:val="Compact"/>
-            </w:pPr>
-            <w:r>
-              <w:t xml:space="preserve">✅ alerta</w:t>
+              <w:t xml:space="preserve">✅</w:t>
+            </w:r>
+          </w:p>
+        </w:tc>
+        <w:tc>
+          <w:tcPr/>
+          <w:p>
+            <w:pPr>
+              <w:pStyle w:val="Compact"/>
+            </w:pPr>
+            <w:r>
+              <w:t xml:space="preserve">—</w:t>
             </w:r>
           </w:p>
         </w:tc>
@@ -16559,7 +16901,29 @@
               <w:pStyle w:val="Compact"/>
             </w:pPr>
             <w:r>
-              <w:t xml:space="preserve">Cooptação admin de rede (proposta)</w:t>
+              <w:t xml:space="preserve">Saída auto aos 9 meses (T9)</w:t>
+            </w:r>
+          </w:p>
+        </w:tc>
+        <w:tc>
+          <w:tcPr/>
+          <w:p>
+            <w:pPr>
+              <w:pStyle w:val="Compact"/>
+            </w:pPr>
+            <w:r>
+              <w:t xml:space="preserve">✅ lembretes + final</w:t>
+            </w:r>
+          </w:p>
+        </w:tc>
+        <w:tc>
+          <w:tcPr/>
+          <w:p>
+            <w:pPr>
+              <w:pStyle w:val="Compact"/>
+            </w:pPr>
+            <w:r>
+              <w:t xml:space="preserve">✅ (final somente)</w:t>
             </w:r>
           </w:p>
         </w:tc>
@@ -16571,28 +16935,6 @@
             </w:pPr>
             <w:r>
               <w:t xml:space="preserve">—</w:t>
-            </w:r>
-          </w:p>
-        </w:tc>
-        <w:tc>
-          <w:tcPr/>
-          <w:p>
-            <w:pPr>
-              <w:pStyle w:val="Compact"/>
-            </w:pPr>
-            <w:r>
-              <w:t xml:space="preserve">—</w:t>
-            </w:r>
-          </w:p>
-        </w:tc>
-        <w:tc>
-          <w:tcPr/>
-          <w:p>
-            <w:pPr>
-              <w:pStyle w:val="Compact"/>
-            </w:pPr>
-            <w:r>
-              <w:t xml:space="preserve">✅</w:t>
             </w:r>
           </w:p>
         </w:tc>
@@ -16605,40 +16947,40 @@
               <w:pStyle w:val="Compact"/>
             </w:pPr>
             <w:r>
-              <w:t xml:space="preserve">Cooptação admin de rede (sucesso)</w:t>
-            </w:r>
-          </w:p>
-        </w:tc>
-        <w:tc>
-          <w:tcPr/>
-          <w:p>
-            <w:pPr>
-              <w:pStyle w:val="Compact"/>
-            </w:pPr>
-            <w:r>
-              <w:t xml:space="preserve">✅ boas-vindas</w:t>
-            </w:r>
-          </w:p>
-        </w:tc>
-        <w:tc>
-          <w:tcPr/>
-          <w:p>
-            <w:pPr>
-              <w:pStyle w:val="Compact"/>
-            </w:pPr>
-            <w:r>
-              <w:t xml:space="preserve">—</w:t>
-            </w:r>
-          </w:p>
-        </w:tc>
-        <w:tc>
-          <w:tcPr/>
-          <w:p>
-            <w:pPr>
-              <w:pStyle w:val="Compact"/>
-            </w:pPr>
-            <w:r>
-              <w:t xml:space="preserve">✅ resumo</w:t>
+              <w:t xml:space="preserve">Última pessoa coord parte</w:t>
+            </w:r>
+          </w:p>
+        </w:tc>
+        <w:tc>
+          <w:tcPr/>
+          <w:p>
+            <w:pPr>
+              <w:pStyle w:val="Compact"/>
+            </w:pPr>
+            <w:r>
+              <w:t xml:space="preserve">✅</w:t>
+            </w:r>
+          </w:p>
+        </w:tc>
+        <w:tc>
+          <w:tcPr/>
+          <w:p>
+            <w:pPr>
+              <w:pStyle w:val="Compact"/>
+            </w:pPr>
+            <w:r>
+              <w:t xml:space="preserve">✅ (a pessoa concernida)</w:t>
+            </w:r>
+          </w:p>
+        </w:tc>
+        <w:tc>
+          <w:tcPr/>
+          <w:p>
+            <w:pPr>
+              <w:pStyle w:val="Compact"/>
+            </w:pPr>
+            <w:r>
+              <w:t xml:space="preserve">✅ alerta</w:t>
             </w:r>
           </w:p>
         </w:tc>
@@ -16651,18 +16993,18 @@
               <w:pStyle w:val="Compact"/>
             </w:pPr>
             <w:r>
-              <w:t xml:space="preserve">Cooptação admin de rede (rejeição)</w:t>
-            </w:r>
-          </w:p>
-        </w:tc>
-        <w:tc>
-          <w:tcPr/>
-          <w:p>
-            <w:pPr>
-              <w:pStyle w:val="Compact"/>
-            </w:pPr>
-            <w:r>
-              <w:t xml:space="preserve">✅ com rationale</w:t>
+              <w:t xml:space="preserve">Cooptação admin de rede (proposta)</w:t>
+            </w:r>
+          </w:p>
+        </w:tc>
+        <w:tc>
+          <w:tcPr/>
+          <w:p>
+            <w:pPr>
+              <w:pStyle w:val="Compact"/>
+            </w:pPr>
+            <w:r>
+              <w:t xml:space="preserve">—</w:t>
             </w:r>
           </w:p>
         </w:tc>
@@ -16697,18 +17039,18 @@
               <w:pStyle w:val="Compact"/>
             </w:pPr>
             <w:r>
-              <w:t xml:space="preserve">Retirada coletiva admin de rede</w:t>
-            </w:r>
-          </w:p>
-        </w:tc>
-        <w:tc>
-          <w:tcPr/>
-          <w:p>
-            <w:pPr>
-              <w:pStyle w:val="Compact"/>
-            </w:pPr>
-            <w:r>
-              <w:t xml:space="preserve">✅</w:t>
+              <w:t xml:space="preserve">Cooptação admin de rede (sucesso)</w:t>
+            </w:r>
+          </w:p>
+        </w:tc>
+        <w:tc>
+          <w:tcPr/>
+          <w:p>
+            <w:pPr>
+              <w:pStyle w:val="Compact"/>
+            </w:pPr>
+            <w:r>
+              <w:t xml:space="preserve">✅ boas-vindas</w:t>
             </w:r>
           </w:p>
         </w:tc>
@@ -16730,7 +17072,7 @@
               <w:pStyle w:val="Compact"/>
             </w:pPr>
             <w:r>
-              <w:t xml:space="preserve">✅</w:t>
+              <w:t xml:space="preserve">✅ resumo</w:t>
             </w:r>
           </w:p>
         </w:tc>
@@ -16743,6 +17085,98 @@
               <w:pStyle w:val="Compact"/>
             </w:pPr>
             <w:r>
+              <w:t xml:space="preserve">Cooptação admin de rede (rejeição)</w:t>
+            </w:r>
+          </w:p>
+        </w:tc>
+        <w:tc>
+          <w:tcPr/>
+          <w:p>
+            <w:pPr>
+              <w:pStyle w:val="Compact"/>
+            </w:pPr>
+            <w:r>
+              <w:t xml:space="preserve">✅ com rationale</w:t>
+            </w:r>
+          </w:p>
+        </w:tc>
+        <w:tc>
+          <w:tcPr/>
+          <w:p>
+            <w:pPr>
+              <w:pStyle w:val="Compact"/>
+            </w:pPr>
+            <w:r>
+              <w:t xml:space="preserve">—</w:t>
+            </w:r>
+          </w:p>
+        </w:tc>
+        <w:tc>
+          <w:tcPr/>
+          <w:p>
+            <w:pPr>
+              <w:pStyle w:val="Compact"/>
+            </w:pPr>
+            <w:r>
+              <w:t xml:space="preserve">✅</w:t>
+            </w:r>
+          </w:p>
+        </w:tc>
+      </w:tr>
+      <w:tr>
+        <w:tc>
+          <w:tcPr/>
+          <w:p>
+            <w:pPr>
+              <w:pStyle w:val="Compact"/>
+            </w:pPr>
+            <w:r>
+              <w:t xml:space="preserve">Retirada coletiva admin de rede</w:t>
+            </w:r>
+          </w:p>
+        </w:tc>
+        <w:tc>
+          <w:tcPr/>
+          <w:p>
+            <w:pPr>
+              <w:pStyle w:val="Compact"/>
+            </w:pPr>
+            <w:r>
+              <w:t xml:space="preserve">✅</w:t>
+            </w:r>
+          </w:p>
+        </w:tc>
+        <w:tc>
+          <w:tcPr/>
+          <w:p>
+            <w:pPr>
+              <w:pStyle w:val="Compact"/>
+            </w:pPr>
+            <w:r>
+              <w:t xml:space="preserve">—</w:t>
+            </w:r>
+          </w:p>
+        </w:tc>
+        <w:tc>
+          <w:tcPr/>
+          <w:p>
+            <w:pPr>
+              <w:pStyle w:val="Compact"/>
+            </w:pPr>
+            <w:r>
+              <w:t xml:space="preserve">✅</w:t>
+            </w:r>
+          </w:p>
+        </w:tc>
+      </w:tr>
+      <w:tr>
+        <w:tc>
+          <w:tcPr/>
+          <w:p>
+            <w:pPr>
+              <w:pStyle w:val="Compact"/>
+            </w:pPr>
+            <w:r>
               <w:t xml:space="preserve">Intervenção cross-biblios</w:t>
             </w:r>
           </w:p>
@@ -16782,6 +17216,79 @@
         </w:tc>
       </w:tr>
     </w:tbl>
+    <w:p>
+      <w:pPr>
+        <w:pStyle w:val="BodyText"/>
+      </w:pPr>
+      <w:r>
+        <w:t xml:space="preserve">Duas precisões sobre os e-mails do circuito de convite:</w:t>
+      </w:r>
+    </w:p>
+    <w:p>
+      <w:pPr>
+        <w:pStyle w:val="Compact"/>
+        <w:numPr>
+          <w:ilvl w:val="0"/>
+          <w:numId w:val="1061"/>
+        </w:numPr>
+      </w:pPr>
+      <w:r>
+        <w:rPr>
+          <w:b/>
+          <w:bCs/>
+        </w:rPr>
+        <w:t xml:space="preserve">Acolher alguém e confiar-lhe a coordenação não são o mesmo ato</w:t>
+      </w:r>
+      <w:r>
+        <w:t xml:space="preserve">: os e-mails de uma proposta de coordenação têm seus próprios textos, distintos dos da acolhida.</w:t>
+      </w:r>
+    </w:p>
+    <w:p>
+      <w:pPr>
+        <w:pStyle w:val="Compact"/>
+        <w:numPr>
+          <w:ilvl w:val="0"/>
+          <w:numId w:val="1061"/>
+        </w:numPr>
+      </w:pPr>
+      <w:r>
+        <w:rPr>
+          <w:b/>
+          <w:bCs/>
+        </w:rPr>
+        <w:t xml:space="preserve">Um salto colegiado se diz</w:t>
+      </w:r>
+      <w:r>
+        <w:t xml:space="preserve">: quando uma proposta de coordenação visa uma pessoa que ainda não é membra da equipe (salto</w:t>
+      </w:r>
+      <w:r>
+        <w:t xml:space="preserve"> </w:t>
+      </w:r>
+      <w:r>
+        <w:rPr>
+          <w:rStyle w:val="VerbatimChar"/>
+        </w:rPr>
+        <w:t xml:space="preserve">reader</w:t>
+      </w:r>
+      <w:r>
+        <w:t xml:space="preserve"> </w:t>
+      </w:r>
+      <w:r>
+        <w:t xml:space="preserve">→</w:t>
+      </w:r>
+      <w:r>
+        <w:t xml:space="preserve"> </w:t>
+      </w:r>
+      <w:r>
+        <w:rPr>
+          <w:rStyle w:val="VerbatimChar"/>
+        </w:rPr>
+        <w:t xml:space="preserve">coordenador</w:t>
+      </w:r>
+      <w:r>
+        <w:t xml:space="preserve">, §5.3), os e-mails de proposta e de aceitação usam introduções dedicadas que o dizem explicitamente — o endosso como a aceitação se fazem com conhecimento de causa.</w:t>
+      </w:r>
+    </w:p>
     <w:bookmarkEnd w:id="149"/>
     <w:bookmarkStart w:id="150" w:name="o-tom-dos-e-mails"/>
     <w:p>
@@ -16922,7 +17429,7 @@
         <w:pStyle w:val="Compact"/>
         <w:numPr>
           <w:ilvl w:val="0"/>
-          <w:numId w:val="1061"/>
+          <w:numId w:val="1062"/>
         </w:numPr>
       </w:pPr>
       <w:r>
@@ -16960,7 +17467,7 @@
         <w:pStyle w:val="Compact"/>
         <w:numPr>
           <w:ilvl w:val="0"/>
-          <w:numId w:val="1061"/>
+          <w:numId w:val="1062"/>
         </w:numPr>
       </w:pPr>
       <w:r>
@@ -17009,7 +17516,7 @@
         <w:pStyle w:val="Compact"/>
         <w:numPr>
           <w:ilvl w:val="0"/>
-          <w:numId w:val="1062"/>
+          <w:numId w:val="1063"/>
         </w:numPr>
       </w:pPr>
       <w:r>
@@ -17031,7 +17538,7 @@
         <w:pStyle w:val="Compact"/>
         <w:numPr>
           <w:ilvl w:val="0"/>
-          <w:numId w:val="1062"/>
+          <w:numId w:val="1063"/>
         </w:numPr>
       </w:pPr>
       <w:r>
@@ -17513,7 +18020,7 @@
         <w:pStyle w:val="Compact"/>
         <w:numPr>
           <w:ilvl w:val="0"/>
-          <w:numId w:val="1063"/>
+          <w:numId w:val="1064"/>
         </w:numPr>
       </w:pPr>
       <w:r>
@@ -17550,7 +18057,7 @@
         <w:pStyle w:val="Compact"/>
         <w:numPr>
           <w:ilvl w:val="0"/>
-          <w:numId w:val="1063"/>
+          <w:numId w:val="1064"/>
         </w:numPr>
       </w:pPr>
       <w:r>
@@ -17577,7 +18084,7 @@
         <w:pStyle w:val="Compact"/>
         <w:numPr>
           <w:ilvl w:val="0"/>
-          <w:numId w:val="1063"/>
+          <w:numId w:val="1064"/>
         </w:numPr>
       </w:pPr>
       <w:r>
@@ -17610,35 +18117,80 @@
         <w:t xml:space="preserve">librarian</w:t>
       </w:r>
       <w:r>
+        <w:t xml:space="preserve">. Campo « Motivo »: « decisão AG de 04/05 » (doutrina 1, exigência estrita). Confirma: a</w:t>
+      </w:r>
+      <w:r>
+        <w:t xml:space="preserve"> </w:t>
+      </w:r>
+      <w:r>
+        <w:rPr>
+          <w:b/>
+          <w:bCs/>
+        </w:rPr>
+        <w:t xml:space="preserve">proposta</w:t>
+      </w:r>
+      <w:r>
+        <w:t xml:space="preserve"> </w:t>
+      </w:r>
+      <w:r>
+        <w:t xml:space="preserve">fica depositada.</w:t>
+      </w:r>
+    </w:p>
+    <w:p>
+      <w:pPr>
+        <w:pStyle w:val="Compact"/>
+        <w:numPr>
+          <w:ilvl w:val="0"/>
+          <w:numId w:val="1064"/>
+        </w:numPr>
+      </w:pPr>
+      <w:r>
+        <w:t xml:space="preserve">Lucy (outra coordenadora) recebe o e-mail de endosso e</w:t>
+      </w:r>
+      <w:r>
+        <w:t xml:space="preserve"> </w:t>
+      </w:r>
+      <w:r>
+        <w:rPr>
+          <w:b/>
+          <w:bCs/>
+        </w:rPr>
+        <w:t xml:space="preserve">ratifica</w:t>
+      </w:r>
+      <w:r>
+        <w:t xml:space="preserve"> </w:t>
+      </w:r>
+      <w:r>
+        <w:t xml:space="preserve">a proposta — um segundo olhar, não uma formalidade.</w:t>
+      </w:r>
+    </w:p>
+    <w:p>
+      <w:pPr>
+        <w:pStyle w:val="Compact"/>
+        <w:numPr>
+          <w:ilvl w:val="0"/>
+          <w:numId w:val="1064"/>
+        </w:numPr>
+      </w:pPr>
+      <w:r>
+        <w:t xml:space="preserve">Voltairine recebe um e-mail: um convite para entrar na equipe a espera em sua conta. Ela</w:t>
+      </w:r>
+      <w:r>
+        <w:t xml:space="preserve"> </w:t>
+      </w:r>
+      <w:r>
+        <w:rPr>
+          <w:b/>
+          <w:bCs/>
+        </w:rPr>
+        <w:t xml:space="preserve">aceita</w:t>
+      </w:r>
+      <w:r>
         <w:t xml:space="preserve">.</w:t>
       </w:r>
     </w:p>
     <w:p>
       <w:pPr>
-        <w:pStyle w:val="Compact"/>
-        <w:numPr>
-          <w:ilvl w:val="0"/>
-          <w:numId w:val="1063"/>
-        </w:numPr>
-      </w:pPr>
-      <w:r>
-        <w:t xml:space="preserve">Campo « Motivo »: « decisão AG de 04/05 » (doutrina 1, exigência estrita).</w:t>
-      </w:r>
-    </w:p>
-    <w:p>
-      <w:pPr>
-        <w:pStyle w:val="Compact"/>
-        <w:numPr>
-          <w:ilvl w:val="0"/>
-          <w:numId w:val="1063"/>
-        </w:numPr>
-      </w:pPr>
-      <w:r>
-        <w:t xml:space="preserve">Confirma.</w:t>
-      </w:r>
-    </w:p>
-    <w:p>
-      <w:pPr>
         <w:pStyle w:val="FirstParagraph"/>
       </w:pPr>
       <w:r>
@@ -17646,48 +18198,69 @@
           <w:b/>
           <w:bCs/>
         </w:rPr>
-        <w:t xml:space="preserve">Efeito imediato.</w:t>
-      </w:r>
-    </w:p>
-    <w:p>
-      <w:pPr>
-        <w:pStyle w:val="Compact"/>
-        <w:numPr>
-          <w:ilvl w:val="0"/>
-          <w:numId w:val="1064"/>
-        </w:numPr>
-      </w:pPr>
-      <w:r>
-        <w:t xml:space="preserve">Voltairine recebe um e-mail: « Olá Voltairine, você foi nomeada librarian da BLMF por Emma G. em razão de:</w:t>
-      </w:r>
-      <w:r>
-        <w:t xml:space="preserve"> </w:t>
-      </w:r>
-      <w:r>
-        <w:t xml:space="preserve">“decisão AG de 04/05”</w:t>
-      </w:r>
-      <w:r>
-        <w:t xml:space="preserve">. Seus novos direitos estão ativos. Bem-vinda à equipe. »</w:t>
-      </w:r>
-    </w:p>
-    <w:p>
-      <w:pPr>
-        <w:pStyle w:val="Compact"/>
-        <w:numPr>
-          <w:ilvl w:val="0"/>
-          <w:numId w:val="1064"/>
-        </w:numPr>
-      </w:pPr>
-      <w:r>
-        <w:t xml:space="preserve">As demais coordenadoras ativas da BLMF (Lucy e Piotr) recebem um e-mail informativo.</w:t>
-      </w:r>
-    </w:p>
-    <w:p>
-      <w:pPr>
-        <w:pStyle w:val="Compact"/>
-        <w:numPr>
-          <w:ilvl w:val="0"/>
-          <w:numId w:val="1064"/>
+        <w:t xml:space="preserve">Efeito na aceitação.</w:t>
+      </w:r>
+    </w:p>
+    <w:p>
+      <w:pPr>
+        <w:pStyle w:val="Compact"/>
+        <w:numPr>
+          <w:ilvl w:val="0"/>
+          <w:numId w:val="1065"/>
+        </w:numPr>
+      </w:pPr>
+      <w:r>
+        <w:t xml:space="preserve">A linha</w:t>
+      </w:r>
+      <w:r>
+        <w:t xml:space="preserve"> </w:t>
+      </w:r>
+      <w:r>
+        <w:rPr>
+          <w:rStyle w:val="VerbatimChar"/>
+        </w:rPr>
+        <w:t xml:space="preserve">librarian</w:t>
+      </w:r>
+      <w:r>
+        <w:t xml:space="preserve"> </w:t>
+      </w:r>
+      <w:r>
+        <w:t xml:space="preserve">de Voltairine fica ativa; sua linha</w:t>
+      </w:r>
+      <w:r>
+        <w:t xml:space="preserve"> </w:t>
+      </w:r>
+      <w:r>
+        <w:rPr>
+          <w:rStyle w:val="VerbatimChar"/>
+        </w:rPr>
+        <w:t xml:space="preserve">reader</w:t>
+      </w:r>
+      <w:r>
+        <w:t xml:space="preserve"> </w:t>
+      </w:r>
+      <w:r>
+        <w:t xml:space="preserve">se fecha (papel exclusivo, §5.6).</w:t>
+      </w:r>
+    </w:p>
+    <w:p>
+      <w:pPr>
+        <w:pStyle w:val="Compact"/>
+        <w:numPr>
+          <w:ilvl w:val="0"/>
+          <w:numId w:val="1065"/>
+        </w:numPr>
+      </w:pPr>
+      <w:r>
+        <w:t xml:space="preserve">Voltairine recebe um e-mail de boas-vindas; as coordenadoras ativas da BLMF (Emma, Lucy, Piotr) recebem um e-mail informativo.</w:t>
+      </w:r>
+    </w:p>
+    <w:p>
+      <w:pPr>
+        <w:pStyle w:val="Compact"/>
+        <w:numPr>
+          <w:ilvl w:val="0"/>
+          <w:numId w:val="1065"/>
         </w:numPr>
       </w:pPr>
       <w:r>
@@ -17700,7 +18273,53 @@
         <w:rPr>
           <w:rStyle w:val="VerbatimChar"/>
         </w:rPr>
-        <w:t xml:space="preserve">2026-05-05 14:30 — Emma G. promoveu Voltairine d.C. a librarian (motivo: decisão AG de 04/05)</w:t>
+        <w:t xml:space="preserve">promoted_to_librarian</w:t>
+      </w:r>
+      <w:r>
+        <w:t xml:space="preserve">, com a proposta, o endosso e a aceitação rastreáveis.</w:t>
+      </w:r>
+    </w:p>
+    <w:p>
+      <w:pPr>
+        <w:pStyle w:val="FirstParagraph"/>
+      </w:pPr>
+      <w:r>
+        <w:rPr>
+          <w:b/>
+          <w:bCs/>
+        </w:rPr>
+        <w:t xml:space="preserve">Comentário.</w:t>
+      </w:r>
+    </w:p>
+    <w:p>
+      <w:pPr>
+        <w:pStyle w:val="BodyText"/>
+      </w:pPr>
+      <w:r>
+        <w:t xml:space="preserve">Caso mais simples. O SIGB executa corretamente a decisão do coletivo, em três tempos: Emma propõe, Lucy endossa, Voltairine aceita. Ninguém decidiu nada sozinhe — e Voltairine só entra na equipe porque o</w:t>
+      </w:r>
+      <w:r>
+        <w:t xml:space="preserve"> </w:t>
+      </w:r>
+      <w:r>
+        <w:rPr>
+          <w:b/>
+          <w:bCs/>
+        </w:rPr>
+        <w:t xml:space="preserve">disse</w:t>
+      </w:r>
+      <w:r>
+        <w:t xml:space="preserve">, no software como na AG</w:t>
+      </w:r>
+      <w:r>
+        <w:t xml:space="preserve"> </w:t>
+      </w:r>
+      <w:r>
+        <w:rPr>
+          <w:i/>
+          <w:iCs/>
+        </w:rPr>
+        <w:t xml:space="preserve">(refundição de 01/09/2026: antes dessa data, a promoção era direta e imediata)</w:t>
       </w:r>
       <w:r>
         <w:t xml:space="preserve">.</w:t>
@@ -17708,29 +18327,9 @@
     </w:p>
     <w:p>
       <w:pPr>
-        <w:pStyle w:val="FirstParagraph"/>
-      </w:pPr>
-      <w:r>
-        <w:rPr>
-          <w:b/>
-          <w:bCs/>
-        </w:rPr>
-        <w:t xml:space="preserve">Comentário.</w:t>
-      </w:r>
-    </w:p>
-    <w:p>
-      <w:pPr>
         <w:pStyle w:val="BodyText"/>
       </w:pPr>
       <w:r>
-        <w:t xml:space="preserve">Caso mais simples. O SIGB executa corretamente a decisão do coletivo. Emma não decidiu nada politicamente — ela clicou para executar o que foi decidido fora do software.</w:t>
-      </w:r>
-    </w:p>
-    <w:p>
-      <w:pPr>
-        <w:pStyle w:val="BodyText"/>
-      </w:pPr>
-      <w:r>
         <w:rPr>
           <w:b/>
           <w:bCs/>
@@ -17741,7 +18340,7 @@
         <w:t xml:space="preserve"> </w:t>
       </w:r>
       <w:r>
-        <w:t xml:space="preserve">verificar que a AG realmente aconteceu, que a decisão realmente foi tomada, que Voltairine realmente concordou. Essas coisas estão</w:t>
+        <w:t xml:space="preserve">verificar que a AG realmente aconteceu, nem que a decisão realmente foi tomada. Essas coisas continuam</w:t>
       </w:r>
       <w:r>
         <w:t xml:space="preserve"> </w:t>
@@ -17754,7 +18353,7 @@
         <w:t xml:space="preserve">fora do software</w:t>
       </w:r>
       <w:r>
-        <w:t xml:space="preserve">. Se Emma tivesse mentido sobre a AG, o SIGB não teria visto nada. A cultura política da BLMF é o que impede essa mentira (e o log a torna rastreável a posteriori).</w:t>
+        <w:t xml:space="preserve">. Se Emma tivesse mentido sobre a AG, teria sido preciso que Lucy endossasse a mentira e que Voltairine a aceitasse — o circuito torna a fraude custosa, não torna inútil a cultura política.</w:t>
       </w:r>
     </w:p>
     <w:bookmarkEnd w:id="157"/>
@@ -17802,7 +18401,7 @@
         <w:pStyle w:val="Compact"/>
         <w:numPr>
           <w:ilvl w:val="0"/>
-          <w:numId w:val="1065"/>
+          <w:numId w:val="1066"/>
         </w:numPr>
       </w:pPr>
       <w:r>
@@ -17839,7 +18438,7 @@
         <w:pStyle w:val="Compact"/>
         <w:numPr>
           <w:ilvl w:val="0"/>
-          <w:numId w:val="1065"/>
+          <w:numId w:val="1066"/>
         </w:numPr>
       </w:pPr>
       <w:r>
@@ -17876,7 +18475,7 @@
         <w:pStyle w:val="Compact"/>
         <w:numPr>
           <w:ilvl w:val="0"/>
-          <w:numId w:val="1065"/>
+          <w:numId w:val="1066"/>
         </w:numPr>
       </w:pPr>
       <w:r>
@@ -17888,7 +18487,7 @@
         <w:pStyle w:val="Compact"/>
         <w:numPr>
           <w:ilvl w:val="0"/>
-          <w:numId w:val="1065"/>
+          <w:numId w:val="1066"/>
         </w:numPr>
       </w:pPr>
       <w:r>
@@ -17900,7 +18499,7 @@
         <w:pStyle w:val="Compact"/>
         <w:numPr>
           <w:ilvl w:val="0"/>
-          <w:numId w:val="1065"/>
+          <w:numId w:val="1066"/>
         </w:numPr>
       </w:pPr>
       <w:r>
@@ -17924,7 +18523,7 @@
         <w:pStyle w:val="Compact"/>
         <w:numPr>
           <w:ilvl w:val="0"/>
-          <w:numId w:val="1066"/>
+          <w:numId w:val="1067"/>
         </w:numPr>
       </w:pPr>
       <w:r>
@@ -17952,22 +18551,25 @@
         <w:rPr>
           <w:rStyle w:val="VerbatimChar"/>
         </w:rPr>
-        <w:t xml:space="preserve">inactive</w:t>
-      </w:r>
-      <w:r>
-        <w:t xml:space="preserve">.</w:t>
-      </w:r>
-    </w:p>
-    <w:p>
-      <w:pPr>
-        <w:pStyle w:val="Compact"/>
-        <w:numPr>
-          <w:ilvl w:val="0"/>
-          <w:numId w:val="1066"/>
-        </w:numPr>
-      </w:pPr>
-      <w:r>
-        <w:t xml:space="preserve">Sua membership</w:t>
+        <w:t xml:space="preserve">vacated</w:t>
+      </w:r>
+      <w:r>
+        <w:t xml:space="preserve"> </w:t>
+      </w:r>
+      <w:r>
+        <w:t xml:space="preserve">(papel deixado voluntariamente).</w:t>
+      </w:r>
+    </w:p>
+    <w:p>
+      <w:pPr>
+        <w:pStyle w:val="Compact"/>
+        <w:numPr>
+          <w:ilvl w:val="0"/>
+          <w:numId w:val="1067"/>
+        </w:numPr>
+      </w:pPr>
+      <w:r>
+        <w:t xml:space="preserve">Sua linha</w:t>
       </w:r>
       <w:r>
         <w:t xml:space="preserve"> </w:t>
@@ -17982,27 +18584,15 @@
         <w:t xml:space="preserve"> </w:t>
       </w:r>
       <w:r>
-        <w:t xml:space="preserve">(que existia em paralelo) permanece</w:t>
-      </w:r>
-      <w:r>
-        <w:t xml:space="preserve"> </w:t>
-      </w:r>
-      <w:r>
-        <w:rPr>
-          <w:rStyle w:val="VerbatimChar"/>
-        </w:rPr>
-        <w:t xml:space="preserve">active</w:t>
-      </w:r>
-      <w:r>
-        <w:t xml:space="preserve">.</w:t>
-      </w:r>
-    </w:p>
-    <w:p>
-      <w:pPr>
-        <w:pStyle w:val="Compact"/>
-        <w:numPr>
-          <w:ilvl w:val="0"/>
-          <w:numId w:val="1066"/>
+        <w:t xml:space="preserve">— fechada na sua promoção à coordenação (papel exclusivo, §5.6) — é reativada.</w:t>
+      </w:r>
+    </w:p>
+    <w:p>
+      <w:pPr>
+        <w:pStyle w:val="Compact"/>
+        <w:numPr>
+          <w:ilvl w:val="0"/>
+          <w:numId w:val="1067"/>
         </w:numPr>
       </w:pPr>
       <w:r>
@@ -18014,7 +18604,7 @@
         <w:pStyle w:val="Compact"/>
         <w:numPr>
           <w:ilvl w:val="0"/>
-          <w:numId w:val="1066"/>
+          <w:numId w:val="1067"/>
         </w:numPr>
       </w:pPr>
       <w:r>
@@ -18026,7 +18616,7 @@
         <w:pStyle w:val="Compact"/>
         <w:numPr>
           <w:ilvl w:val="0"/>
-          <w:numId w:val="1066"/>
+          <w:numId w:val="1067"/>
         </w:numPr>
       </w:pPr>
       <w:r>
@@ -18125,7 +18715,7 @@
         <w:pStyle w:val="Compact"/>
         <w:numPr>
           <w:ilvl w:val="0"/>
-          <w:numId w:val="1067"/>
+          <w:numId w:val="1068"/>
         </w:numPr>
       </w:pPr>
       <w:r>
@@ -18162,7 +18752,7 @@
         <w:pStyle w:val="Compact"/>
         <w:numPr>
           <w:ilvl w:val="0"/>
-          <w:numId w:val="1067"/>
+          <w:numId w:val="1068"/>
         </w:numPr>
       </w:pPr>
       <w:r>
@@ -18187,7 +18777,7 @@
         <w:pStyle w:val="Compact"/>
         <w:numPr>
           <w:ilvl w:val="0"/>
-          <w:numId w:val="1067"/>
+          <w:numId w:val="1068"/>
         </w:numPr>
       </w:pPr>
       <w:r>
@@ -18199,7 +18789,7 @@
         <w:pStyle w:val="Compact"/>
         <w:numPr>
           <w:ilvl w:val="0"/>
-          <w:numId w:val="1067"/>
+          <w:numId w:val="1068"/>
         </w:numPr>
       </w:pPr>
       <w:r>
@@ -18211,7 +18801,7 @@
         <w:pStyle w:val="Compact"/>
         <w:numPr>
           <w:ilvl w:val="0"/>
-          <w:numId w:val="1067"/>
+          <w:numId w:val="1068"/>
         </w:numPr>
       </w:pPr>
       <w:r>
@@ -18235,7 +18825,7 @@
         <w:pStyle w:val="Compact"/>
         <w:numPr>
           <w:ilvl w:val="0"/>
-          <w:numId w:val="1068"/>
+          <w:numId w:val="1069"/>
         </w:numPr>
       </w:pPr>
       <w:r>
@@ -18271,7 +18861,7 @@
         <w:pStyle w:val="Compact"/>
         <w:numPr>
           <w:ilvl w:val="0"/>
-          <w:numId w:val="1068"/>
+          <w:numId w:val="1069"/>
         </w:numPr>
       </w:pPr>
       <w:r>
@@ -18293,7 +18883,7 @@
         <w:pStyle w:val="Compact"/>
         <w:numPr>
           <w:ilvl w:val="0"/>
-          <w:numId w:val="1068"/>
+          <w:numId w:val="1069"/>
         </w:numPr>
       </w:pPr>
       <w:r>
@@ -18323,7 +18913,7 @@
         <w:pStyle w:val="Compact"/>
         <w:numPr>
           <w:ilvl w:val="0"/>
-          <w:numId w:val="1068"/>
+          <w:numId w:val="1069"/>
         </w:numPr>
       </w:pPr>
       <w:r>
@@ -18335,7 +18925,7 @@
         <w:pStyle w:val="Compact"/>
         <w:numPr>
           <w:ilvl w:val="0"/>
-          <w:numId w:val="1068"/>
+          <w:numId w:val="1069"/>
         </w:numPr>
       </w:pPr>
       <w:r>
@@ -18371,7 +18961,7 @@
         <w:pStyle w:val="Compact"/>
         <w:numPr>
           <w:ilvl w:val="0"/>
-          <w:numId w:val="1069"/>
+          <w:numId w:val="1070"/>
         </w:numPr>
       </w:pPr>
       <w:r>
@@ -18383,7 +18973,7 @@
         <w:pStyle w:val="Compact"/>
         <w:numPr>
           <w:ilvl w:val="0"/>
-          <w:numId w:val="1069"/>
+          <w:numId w:val="1070"/>
         </w:numPr>
       </w:pPr>
       <w:r>
@@ -18395,7 +18985,7 @@
         <w:pStyle w:val="Compact"/>
         <w:numPr>
           <w:ilvl w:val="0"/>
-          <w:numId w:val="1069"/>
+          <w:numId w:val="1070"/>
         </w:numPr>
       </w:pPr>
       <w:r>
@@ -18407,7 +18997,7 @@
         <w:pStyle w:val="Compact"/>
         <w:numPr>
           <w:ilvl w:val="0"/>
-          <w:numId w:val="1069"/>
+          <w:numId w:val="1070"/>
         </w:numPr>
       </w:pPr>
       <w:r>
@@ -18442,7 +19032,58 @@
         <w:rPr>
           <w:rStyle w:val="VerbatimChar"/>
         </w:rPr>
-        <w:t xml:space="preserve">inactive</w:t>
+        <w:t xml:space="preserve">removed</w:t>
+      </w:r>
+      <w:r>
+        <w:t xml:space="preserve">; sua linha</w:t>
+      </w:r>
+      <w:r>
+        <w:t xml:space="preserve"> </w:t>
+      </w:r>
+      <w:r>
+        <w:rPr>
+          <w:rStyle w:val="VerbatimChar"/>
+        </w:rPr>
+        <w:t xml:space="preserve">reader</w:t>
+      </w:r>
+      <w:r>
+        <w:t xml:space="preserve"> </w:t>
+      </w:r>
+      <w:r>
+        <w:t xml:space="preserve">é reativada (ele deixa a equipe, não a biblioteca).</w:t>
+      </w:r>
+    </w:p>
+    <w:p>
+      <w:pPr>
+        <w:pStyle w:val="Compact"/>
+        <w:numPr>
+          <w:ilvl w:val="0"/>
+          <w:numId w:val="1070"/>
+        </w:numPr>
+      </w:pPr>
+      <w:r>
+        <w:t xml:space="preserve">E-mail final para Karl + para a coordenação.</w:t>
+      </w:r>
+    </w:p>
+    <w:p>
+      <w:pPr>
+        <w:pStyle w:val="Compact"/>
+        <w:numPr>
+          <w:ilvl w:val="0"/>
+          <w:numId w:val="1070"/>
+        </w:numPr>
+      </w:pPr>
+      <w:r>
+        <w:t xml:space="preserve">Audit log:</w:t>
+      </w:r>
+      <w:r>
+        <w:t xml:space="preserve"> </w:t>
+      </w:r>
+      <w:r>
+        <w:rPr>
+          <w:rStyle w:val="VerbatimChar"/>
+        </w:rPr>
+        <w:t xml:space="preserve">2026-05-12 — passagem automática para removed (motivo: pending_removal expirado, cron) — actor: NULL</w:t>
       </w:r>
       <w:r>
         <w:t xml:space="preserve">.</w:t>
@@ -18450,35 +19091,51 @@
     </w:p>
     <w:p>
       <w:pPr>
-        <w:pStyle w:val="Compact"/>
-        <w:numPr>
-          <w:ilvl w:val="0"/>
-          <w:numId w:val="1069"/>
-        </w:numPr>
-      </w:pPr>
-      <w:r>
-        <w:t xml:space="preserve">E-mail final para Karl + para a coordenação.</w:t>
-      </w:r>
-    </w:p>
-    <w:p>
-      <w:pPr>
-        <w:pStyle w:val="Compact"/>
-        <w:numPr>
-          <w:ilvl w:val="0"/>
-          <w:numId w:val="1069"/>
-        </w:numPr>
-      </w:pPr>
-      <w:r>
-        <w:t xml:space="preserve">Audit log:</w:t>
-      </w:r>
-      <w:r>
-        <w:t xml:space="preserve"> </w:t>
-      </w:r>
-      <w:r>
-        <w:rPr>
-          <w:rStyle w:val="VerbatimChar"/>
-        </w:rPr>
-        <w:t xml:space="preserve">2026-05-12 — passagem automática para inativo (motivo: pending_removal expirado, cron) — actor: NULL</w:t>
+        <w:pStyle w:val="FirstParagraph"/>
+      </w:pPr>
+      <w:r>
+        <w:rPr>
+          <w:b/>
+          <w:bCs/>
+        </w:rPr>
+        <w:t xml:space="preserve">Comentário.</w:t>
+      </w:r>
+    </w:p>
+    <w:p>
+      <w:pPr>
+        <w:pStyle w:val="BodyText"/>
+      </w:pPr>
+      <w:r>
+        <w:t xml:space="preserve">É o caso da exclusão coletiva. Três elementos políticos a notar:</w:t>
+      </w:r>
+    </w:p>
+    <w:p>
+      <w:pPr>
+        <w:pStyle w:val="Compact"/>
+        <w:numPr>
+          <w:ilvl w:val="0"/>
+          <w:numId w:val="1071"/>
+        </w:numPr>
+      </w:pPr>
+      <w:r>
+        <w:rPr>
+          <w:b/>
+          <w:bCs/>
+        </w:rPr>
+        <w:t xml:space="preserve">A carência funcionou como possível salvaguarda</w:t>
+      </w:r>
+      <w:r>
+        <w:t xml:space="preserve">, sem ser utilizada. Lucy e Emma poderiam ter cancelado; não o fizeram. O fato de ninguém ter cancelado é ele próprio uma</w:t>
+      </w:r>
+      <w:r>
+        <w:t xml:space="preserve"> </w:t>
+      </w:r>
+      <w:r>
+        <w:rPr>
+          <w:b/>
+          <w:bCs/>
+        </w:rPr>
+        <w:t xml:space="preserve">deliberação implícita</w:t>
       </w:r>
       <w:r>
         <w:t xml:space="preserve">.</w:t>
@@ -18486,62 +19143,10 @@
     </w:p>
     <w:p>
       <w:pPr>
-        <w:pStyle w:val="FirstParagraph"/>
-      </w:pPr>
-      <w:r>
-        <w:rPr>
-          <w:b/>
-          <w:bCs/>
-        </w:rPr>
-        <w:t xml:space="preserve">Comentário.</w:t>
-      </w:r>
-    </w:p>
-    <w:p>
-      <w:pPr>
-        <w:pStyle w:val="BodyText"/>
-      </w:pPr>
-      <w:r>
-        <w:t xml:space="preserve">É o caso da exclusão coletiva. Três elementos políticos a notar:</w:t>
-      </w:r>
-    </w:p>
-    <w:p>
-      <w:pPr>
-        <w:pStyle w:val="Compact"/>
-        <w:numPr>
-          <w:ilvl w:val="0"/>
-          <w:numId w:val="1070"/>
-        </w:numPr>
-      </w:pPr>
-      <w:r>
-        <w:rPr>
-          <w:b/>
-          <w:bCs/>
-        </w:rPr>
-        <w:t xml:space="preserve">A carência funcionou como possível salvaguarda</w:t>
-      </w:r>
-      <w:r>
-        <w:t xml:space="preserve">, sem ser utilizada. Lucy e Emma poderiam ter cancelado; não o fizeram. O fato de ninguém ter cancelado é ele próprio uma</w:t>
-      </w:r>
-      <w:r>
-        <w:t xml:space="preserve"> </w:t>
-      </w:r>
-      <w:r>
-        <w:rPr>
-          <w:b/>
-          <w:bCs/>
-        </w:rPr>
-        <w:t xml:space="preserve">deliberação implícita</w:t>
-      </w:r>
-      <w:r>
-        <w:t xml:space="preserve">.</w:t>
-      </w:r>
-    </w:p>
-    <w:p>
-      <w:pPr>
-        <w:pStyle w:val="Compact"/>
-        <w:numPr>
-          <w:ilvl w:val="0"/>
-          <w:numId w:val="1070"/>
+        <w:pStyle w:val="Compact"/>
+        <w:numPr>
+          <w:ilvl w:val="0"/>
+          <w:numId w:val="1071"/>
         </w:numPr>
       </w:pPr>
       <w:r>
@@ -18563,7 +19168,7 @@
         <w:pStyle w:val="Compact"/>
         <w:numPr>
           <w:ilvl w:val="0"/>
-          <w:numId w:val="1070"/>
+          <w:numId w:val="1071"/>
         </w:numPr>
       </w:pPr>
       <w:r>
@@ -18640,7 +19245,7 @@
         <w:pStyle w:val="Compact"/>
         <w:numPr>
           <w:ilvl w:val="0"/>
-          <w:numId w:val="1071"/>
+          <w:numId w:val="1072"/>
         </w:numPr>
       </w:pPr>
       <w:r>
@@ -18677,7 +19282,7 @@
         <w:pStyle w:val="Compact"/>
         <w:numPr>
           <w:ilvl w:val="0"/>
-          <w:numId w:val="1071"/>
+          <w:numId w:val="1072"/>
         </w:numPr>
       </w:pPr>
       <w:r>
@@ -18702,7 +19307,7 @@
         <w:pStyle w:val="Compact"/>
         <w:numPr>
           <w:ilvl w:val="0"/>
-          <w:numId w:val="1071"/>
+          <w:numId w:val="1072"/>
         </w:numPr>
       </w:pPr>
       <w:r>
@@ -18730,7 +19335,7 @@
         <w:pStyle w:val="Compact"/>
         <w:numPr>
           <w:ilvl w:val="0"/>
-          <w:numId w:val="1071"/>
+          <w:numId w:val="1072"/>
         </w:numPr>
       </w:pPr>
       <w:r>
@@ -18742,7 +19347,7 @@
         <w:pStyle w:val="Compact"/>
         <w:numPr>
           <w:ilvl w:val="0"/>
-          <w:numId w:val="1071"/>
+          <w:numId w:val="1072"/>
         </w:numPr>
       </w:pPr>
       <w:r>
@@ -18766,7 +19371,7 @@
         <w:pStyle w:val="Compact"/>
         <w:numPr>
           <w:ilvl w:val="0"/>
-          <w:numId w:val="1072"/>
+          <w:numId w:val="1073"/>
         </w:numPr>
       </w:pPr>
       <w:r>
@@ -18790,7 +19395,7 @@
         <w:pStyle w:val="Compact"/>
         <w:numPr>
           <w:ilvl w:val="0"/>
-          <w:numId w:val="1072"/>
+          <w:numId w:val="1073"/>
         </w:numPr>
       </w:pPr>
       <w:r>
@@ -18812,7 +19417,7 @@
         <w:pStyle w:val="Compact"/>
         <w:numPr>
           <w:ilvl w:val="0"/>
-          <w:numId w:val="1072"/>
+          <w:numId w:val="1073"/>
         </w:numPr>
       </w:pPr>
       <w:r>
@@ -18837,7 +19442,7 @@
         <w:pStyle w:val="Compact"/>
         <w:numPr>
           <w:ilvl w:val="0"/>
-          <w:numId w:val="1072"/>
+          <w:numId w:val="1073"/>
         </w:numPr>
       </w:pPr>
       <w:r>
@@ -18849,7 +19454,7 @@
         <w:pStyle w:val="Compact"/>
         <w:numPr>
           <w:ilvl w:val="0"/>
-          <w:numId w:val="1072"/>
+          <w:numId w:val="1073"/>
         </w:numPr>
       </w:pPr>
       <w:r>
@@ -18885,7 +19490,7 @@
         <w:pStyle w:val="Compact"/>
         <w:numPr>
           <w:ilvl w:val="0"/>
-          <w:numId w:val="1073"/>
+          <w:numId w:val="1074"/>
         </w:numPr>
       </w:pPr>
       <w:r>
@@ -18904,7 +19509,7 @@
         <w:pStyle w:val="Compact"/>
         <w:numPr>
           <w:ilvl w:val="0"/>
-          <w:numId w:val="1073"/>
+          <w:numId w:val="1074"/>
         </w:numPr>
       </w:pPr>
       <w:r>
@@ -18923,7 +19528,7 @@
         <w:pStyle w:val="Compact"/>
         <w:numPr>
           <w:ilvl w:val="0"/>
-          <w:numId w:val="1073"/>
+          <w:numId w:val="1074"/>
         </w:numPr>
       </w:pPr>
       <w:r>
@@ -18942,7 +19547,7 @@
         <w:pStyle w:val="Compact"/>
         <w:numPr>
           <w:ilvl w:val="0"/>
-          <w:numId w:val="1073"/>
+          <w:numId w:val="1074"/>
         </w:numPr>
       </w:pPr>
       <w:r>
@@ -18961,7 +19566,7 @@
         <w:pStyle w:val="Compact"/>
         <w:numPr>
           <w:ilvl w:val="0"/>
-          <w:numId w:val="1073"/>
+          <w:numId w:val="1074"/>
         </w:numPr>
       </w:pPr>
       <w:r>
@@ -19073,7 +19678,7 @@
         <w:pStyle w:val="Compact"/>
         <w:numPr>
           <w:ilvl w:val="0"/>
-          <w:numId w:val="1074"/>
+          <w:numId w:val="1075"/>
         </w:numPr>
       </w:pPr>
       <w:r>
@@ -19123,7 +19728,7 @@
         <w:pStyle w:val="Compact"/>
         <w:numPr>
           <w:ilvl w:val="0"/>
-          <w:numId w:val="1074"/>
+          <w:numId w:val="1075"/>
         </w:numPr>
       </w:pPr>
       <w:r>
@@ -19170,7 +19775,7 @@
         <w:pStyle w:val="Compact"/>
         <w:numPr>
           <w:ilvl w:val="0"/>
-          <w:numId w:val="1074"/>
+          <w:numId w:val="1075"/>
         </w:numPr>
       </w:pPr>
       <w:r>
@@ -19194,7 +19799,7 @@
         <w:pStyle w:val="Compact"/>
         <w:numPr>
           <w:ilvl w:val="0"/>
-          <w:numId w:val="1075"/>
+          <w:numId w:val="1076"/>
         </w:numPr>
       </w:pPr>
       <w:r>
@@ -19207,7 +19812,7 @@
         <w:rPr>
           <w:rStyle w:val="VerbatimChar"/>
         </w:rPr>
-        <w:t xml:space="preserve">inactive</w:t>
+        <w:t xml:space="preserve">vacated</w:t>
       </w:r>
       <w:r>
         <w:t xml:space="preserve">.</w:t>
@@ -19218,7 +19823,7 @@
         <w:pStyle w:val="Compact"/>
         <w:numPr>
           <w:ilvl w:val="0"/>
-          <w:numId w:val="1075"/>
+          <w:numId w:val="1076"/>
         </w:numPr>
       </w:pPr>
       <w:r>
@@ -19230,7 +19835,7 @@
         <w:pStyle w:val="Compact"/>
         <w:numPr>
           <w:ilvl w:val="0"/>
-          <w:numId w:val="1075"/>
+          <w:numId w:val="1076"/>
         </w:numPr>
       </w:pPr>
       <w:r>
@@ -19257,7 +19862,7 @@
         <w:pStyle w:val="Compact"/>
         <w:numPr>
           <w:ilvl w:val="0"/>
-          <w:numId w:val="1075"/>
+          <w:numId w:val="1076"/>
         </w:numPr>
       </w:pPr>
       <w:r>
@@ -19276,7 +19881,7 @@
         <w:pStyle w:val="Compact"/>
         <w:numPr>
           <w:ilvl w:val="0"/>
-          <w:numId w:val="1075"/>
+          <w:numId w:val="1076"/>
         </w:numPr>
       </w:pPr>
       <w:r>
@@ -19312,7 +19917,7 @@
         <w:pStyle w:val="Compact"/>
         <w:numPr>
           <w:ilvl w:val="0"/>
-          <w:numId w:val="1076"/>
+          <w:numId w:val="1077"/>
         </w:numPr>
       </w:pPr>
       <w:r>
@@ -19339,7 +19944,7 @@
         <w:pStyle w:val="Compact"/>
         <w:numPr>
           <w:ilvl w:val="0"/>
-          <w:numId w:val="1076"/>
+          <w:numId w:val="1077"/>
         </w:numPr>
       </w:pPr>
       <w:r>
@@ -19351,11 +19956,53 @@
         <w:pStyle w:val="Compact"/>
         <w:numPr>
           <w:ilvl w:val="0"/>
-          <w:numId w:val="1076"/>
-        </w:numPr>
-      </w:pPr>
-      <w:r>
-        <w:t xml:space="preserve">16 de maio: Xavier (ou outra coordenadora ou coordenador da BLMF que já não existe nesse caso, portanto Xavier no seu direito transversal) coopta Voltairine como coordenadora.</w:t>
+          <w:numId w:val="1077"/>
+        </w:numPr>
+      </w:pPr>
+      <w:r>
+        <w:t xml:space="preserve">16 de maio: Xavier, no seu direito transversal (não resta coordenadora ou coordenador da BLMF para fazê-lo),</w:t>
+      </w:r>
+      <w:r>
+        <w:t xml:space="preserve"> </w:t>
+      </w:r>
+      <w:r>
+        <w:rPr>
+          <w:b/>
+          <w:bCs/>
+        </w:rPr>
+        <w:t xml:space="preserve">deposita a proposta de coordenação</w:t>
+      </w:r>
+      <w:r>
+        <w:t xml:space="preserve"> </w:t>
+      </w:r>
+      <w:r>
+        <w:t xml:space="preserve">visando Voltairine — librarian ativa, a precondição T2 está cumprida. Friedrich</w:t>
+      </w:r>
+      <w:r>
+        <w:t xml:space="preserve"> </w:t>
+      </w:r>
+      <w:r>
+        <w:rPr>
+          <w:b/>
+          <w:bCs/>
+        </w:rPr>
+        <w:t xml:space="preserve">endossa</w:t>
+      </w:r>
+      <w:r>
+        <w:t xml:space="preserve">, Voltairine</w:t>
+      </w:r>
+      <w:r>
+        <w:t xml:space="preserve"> </w:t>
+      </w:r>
+      <w:r>
+        <w:rPr>
+          <w:b/>
+          <w:bCs/>
+        </w:rPr>
+        <w:t xml:space="preserve">aceita</w:t>
+      </w:r>
+      <w:r>
+        <w:t xml:space="preserve">: mesmo numa retomada por admin de rede, o circuito colegiado se aplica integralmente — Xavier não pode « fabricar » uma coordenadora sozinho.</w:t>
       </w:r>
       <w:r>
         <w:t xml:space="preserve"> </w:t>
@@ -19368,7 +20015,7 @@
         <w:t xml:space="preserve">Informação prévia obrigatória</w:t>
       </w:r>
       <w:r>
-        <w:t xml:space="preserve">: Xavier escreveu para Friedrich e Voltairine 2 dias antes para anunciar a ação. Uma vez feita, a ação fica registrada em</w:t>
+        <w:t xml:space="preserve">: Xavier escreveu para Friedrich e Voltairine 2 dias antes para anunciar o depósito. A ação fica registrada em</w:t>
       </w:r>
       <w:r>
         <w:t xml:space="preserve"> </w:t>
@@ -19531,7 +20178,7 @@
         <w:pStyle w:val="Compact"/>
         <w:numPr>
           <w:ilvl w:val="0"/>
-          <w:numId w:val="1077"/>
+          <w:numId w:val="1078"/>
         </w:numPr>
       </w:pPr>
       <w:r>
@@ -19568,7 +20215,7 @@
         <w:pStyle w:val="Compact"/>
         <w:numPr>
           <w:ilvl w:val="0"/>
-          <w:numId w:val="1077"/>
+          <w:numId w:val="1078"/>
         </w:numPr>
       </w:pPr>
       <w:r>
@@ -19580,7 +20227,7 @@
         <w:pStyle w:val="Compact"/>
         <w:numPr>
           <w:ilvl w:val="0"/>
-          <w:numId w:val="1077"/>
+          <w:numId w:val="1078"/>
         </w:numPr>
       </w:pPr>
       <w:r>
@@ -19592,7 +20239,7 @@
         <w:pStyle w:val="Compact"/>
         <w:numPr>
           <w:ilvl w:val="0"/>
-          <w:numId w:val="1077"/>
+          <w:numId w:val="1078"/>
         </w:numPr>
       </w:pPr>
       <w:r>
@@ -19616,7 +20263,7 @@
         <w:pStyle w:val="Compact"/>
         <w:numPr>
           <w:ilvl w:val="0"/>
-          <w:numId w:val="1078"/>
+          <w:numId w:val="1079"/>
         </w:numPr>
       </w:pPr>
       <w:r>
@@ -19652,7 +20299,7 @@
         <w:pStyle w:val="Compact"/>
         <w:numPr>
           <w:ilvl w:val="0"/>
-          <w:numId w:val="1078"/>
+          <w:numId w:val="1079"/>
         </w:numPr>
       </w:pPr>
       <w:r>
@@ -19679,7 +20326,7 @@
         <w:pStyle w:val="Compact"/>
         <w:numPr>
           <w:ilvl w:val="0"/>
-          <w:numId w:val="1078"/>
+          <w:numId w:val="1079"/>
         </w:numPr>
       </w:pPr>
       <w:r>
@@ -19703,7 +20350,7 @@
         <w:pStyle w:val="Compact"/>
         <w:numPr>
           <w:ilvl w:val="0"/>
-          <w:numId w:val="1079"/>
+          <w:numId w:val="1080"/>
         </w:numPr>
       </w:pPr>
       <w:r>
@@ -19743,7 +20390,7 @@
         <w:pStyle w:val="Compact"/>
         <w:numPr>
           <w:ilvl w:val="0"/>
-          <w:numId w:val="1079"/>
+          <w:numId w:val="1080"/>
         </w:numPr>
       </w:pPr>
       <w:r>
@@ -19795,7 +20442,7 @@
         <w:pStyle w:val="Compact"/>
         <w:numPr>
           <w:ilvl w:val="0"/>
-          <w:numId w:val="1080"/>
+          <w:numId w:val="1081"/>
         </w:numPr>
       </w:pPr>
       <w:r>
@@ -19819,7 +20466,7 @@
         <w:pStyle w:val="Compact"/>
         <w:numPr>
           <w:ilvl w:val="0"/>
-          <w:numId w:val="1080"/>
+          <w:numId w:val="1081"/>
         </w:numPr>
       </w:pPr>
       <w:r>
@@ -19840,7 +20487,7 @@
         <w:pStyle w:val="Compact"/>
         <w:numPr>
           <w:ilvl w:val="0"/>
-          <w:numId w:val="1080"/>
+          <w:numId w:val="1081"/>
         </w:numPr>
       </w:pPr>
       <w:r>
@@ -19852,7 +20499,7 @@
         <w:pStyle w:val="Compact"/>
         <w:numPr>
           <w:ilvl w:val="0"/>
-          <w:numId w:val="1080"/>
+          <w:numId w:val="1081"/>
         </w:numPr>
       </w:pPr>
       <w:r>
@@ -19864,7 +20511,7 @@
         <w:pStyle w:val="Compact"/>
         <w:numPr>
           <w:ilvl w:val="0"/>
-          <w:numId w:val="1080"/>
+          <w:numId w:val="1081"/>
         </w:numPr>
       </w:pPr>
       <w:r>
@@ -20294,7 +20941,7 @@
         <w:rPr>
           <w:rStyle w:val="VerbatimChar"/>
         </w:rPr>
-        <w:t xml:space="preserve">inactive</w:t>
+        <w:t xml:space="preserve">removed</w:t>
       </w:r>
       <w:r>
         <w:t xml:space="preserve"> </w:t>
@@ -20366,7 +21013,23 @@
         <w:t xml:space="preserve"> </w:t>
       </w:r>
       <w:r>
-        <w:t xml:space="preserve">que expressa o vínculo de uma pessoa com uma biblioteca em um determinado papel. Uma pessoa pode ter várias memberships em uma biblioteca (multi-membership).</w:t>
+        <w:t xml:space="preserve">que expressa o vínculo de uma pessoa com uma biblioteca em um determinado papel. Uma pessoa pode ter várias linhas em uma biblioteca (sua história), mas</w:t>
+      </w:r>
+      <w:r>
+        <w:t xml:space="preserve"> </w:t>
+      </w:r>
+      <w:r>
+        <w:rPr>
+          <w:b/>
+          <w:bCs/>
+        </w:rPr>
+        <w:t xml:space="preserve">só uma ativa</w:t>
+      </w:r>
+      <w:r>
+        <w:t xml:space="preserve"> </w:t>
+      </w:r>
+      <w:r>
+        <w:t xml:space="preserve">por vez (papel exclusivo, cf. §5.6).</w:t>
       </w:r>
     </w:p>
     <w:p>
@@ -20384,7 +21047,23 @@
         <w:t xml:space="preserve"> </w:t>
       </w:r>
       <w:r>
-        <w:t xml:space="preserve">— Possibilidade de ter várias linhas de membership para uma mesma pessoa em uma mesma biblioteca, com papéis diferentes.</w:t>
+        <w:t xml:space="preserve">— Modelo histórico em que uma mesma pessoa podia ter várias linhas de membership</w:t>
+      </w:r>
+      <w:r>
+        <w:t xml:space="preserve"> </w:t>
+      </w:r>
+      <w:r>
+        <w:rPr>
+          <w:i/>
+          <w:iCs/>
+        </w:rPr>
+        <w:t xml:space="preserve">ativas</w:t>
+      </w:r>
+      <w:r>
+        <w:t xml:space="preserve"> </w:t>
+      </w:r>
+      <w:r>
+        <w:t xml:space="preserve">em uma mesma biblioteca, com papéis diferentes. Abandonado em maio de 2026 em favor do papel exclusivo (§5.6).</w:t>
       </w:r>
     </w:p>
     <w:p>
@@ -20710,29 +21389,447 @@
               <w:rPr>
                 <w:rStyle w:val="VerbatimChar"/>
               </w:rPr>
-              <w:t xml:space="preserve">fn_team_promote_to_librarian</w:t>
-            </w:r>
-          </w:p>
-        </w:tc>
-        <w:tc>
-          <w:tcPr/>
-          <w:p>
-            <w:pPr>
-              <w:pStyle w:val="Compact"/>
-            </w:pPr>
-            <w:r>
-              <w:t xml:space="preserve">T1</w:t>
-            </w:r>
-          </w:p>
-        </w:tc>
-        <w:tc>
-          <w:tcPr/>
-          <w:p>
-            <w:pPr>
-              <w:pStyle w:val="Compact"/>
-            </w:pPr>
-            <w:r>
-              <w:t xml:space="preserve">Cooptação</w:t>
+              <w:t xml:space="preserve">fn_team_propose_invitation</w:t>
+            </w:r>
+          </w:p>
+        </w:tc>
+        <w:tc>
+          <w:tcPr/>
+          <w:p>
+            <w:pPr>
+              <w:pStyle w:val="Compact"/>
+            </w:pPr>
+            <w:r>
+              <w:t xml:space="preserve">T1, T2, T2b</w:t>
+            </w:r>
+          </w:p>
+        </w:tc>
+        <w:tc>
+          <w:tcPr/>
+          <w:p>
+            <w:pPr>
+              <w:pStyle w:val="Compact"/>
+            </w:pPr>
+            <w:r>
+              <w:t xml:space="preserve">Depositar uma proposta (acolhida ou coordenação)</w:t>
+            </w:r>
+          </w:p>
+        </w:tc>
+      </w:tr>
+      <w:tr>
+        <w:tc>
+          <w:tcPr/>
+          <w:p>
+            <w:pPr>
+              <w:pStyle w:val="Compact"/>
+            </w:pPr>
+            <w:r>
+              <w:rPr>
+                <w:rStyle w:val="VerbatimChar"/>
+              </w:rPr>
+              <w:t xml:space="preserve">fn_team_ratify_invitation</w:t>
+            </w:r>
+          </w:p>
+        </w:tc>
+        <w:tc>
+          <w:tcPr/>
+          <w:p>
+            <w:pPr>
+              <w:pStyle w:val="Compact"/>
+            </w:pPr>
+            <w:r>
+              <w:t xml:space="preserve">T1, T2, T2b</w:t>
+            </w:r>
+          </w:p>
+        </w:tc>
+        <w:tc>
+          <w:tcPr/>
+          <w:p>
+            <w:pPr>
+              <w:pStyle w:val="Compact"/>
+            </w:pPr>
+            <w:r>
+              <w:t xml:space="preserve">Endossar uma proposta (quórum)</w:t>
+            </w:r>
+          </w:p>
+        </w:tc>
+      </w:tr>
+      <w:tr>
+        <w:tc>
+          <w:tcPr/>
+          <w:p>
+            <w:pPr>
+              <w:pStyle w:val="Compact"/>
+            </w:pPr>
+            <w:r>
+              <w:rPr>
+                <w:rStyle w:val="VerbatimChar"/>
+              </w:rPr>
+              <w:t xml:space="preserve">fn_team_accept_invitation</w:t>
+            </w:r>
+          </w:p>
+        </w:tc>
+        <w:tc>
+          <w:tcPr/>
+          <w:p>
+            <w:pPr>
+              <w:pStyle w:val="Compact"/>
+            </w:pPr>
+            <w:r>
+              <w:t xml:space="preserve">T1, T2, T2b</w:t>
+            </w:r>
+          </w:p>
+        </w:tc>
+        <w:tc>
+          <w:tcPr/>
+          <w:p>
+            <w:pPr>
+              <w:pStyle w:val="Compact"/>
+            </w:pPr>
+            <w:r>
+              <w:t xml:space="preserve">Aceitar a carga — é este gesto que promove</w:t>
+            </w:r>
+          </w:p>
+        </w:tc>
+      </w:tr>
+      <w:tr>
+        <w:tc>
+          <w:tcPr/>
+          <w:p>
+            <w:pPr>
+              <w:pStyle w:val="Compact"/>
+            </w:pPr>
+            <w:r>
+              <w:rPr>
+                <w:rStyle w:val="VerbatimChar"/>
+              </w:rPr>
+              <w:t xml:space="preserve">fn_team_decline_invitation</w:t>
+            </w:r>
+          </w:p>
+        </w:tc>
+        <w:tc>
+          <w:tcPr/>
+          <w:p>
+            <w:pPr>
+              <w:pStyle w:val="Compact"/>
+            </w:pPr>
+            <w:r>
+              <w:t xml:space="preserve">T1, T2, T2b</w:t>
+            </w:r>
+          </w:p>
+        </w:tc>
+        <w:tc>
+          <w:tcPr/>
+          <w:p>
+            <w:pPr>
+              <w:pStyle w:val="Compact"/>
+            </w:pPr>
+            <w:r>
+              <w:t xml:space="preserve">Recusar a carga (não custa nada)</w:t>
+            </w:r>
+          </w:p>
+        </w:tc>
+      </w:tr>
+      <w:tr>
+        <w:tc>
+          <w:tcPr/>
+          <w:p>
+            <w:pPr>
+              <w:pStyle w:val="Compact"/>
+            </w:pPr>
+            <w:r>
+              <w:rPr>
+                <w:rStyle w:val="VerbatimChar"/>
+              </w:rPr>
+              <w:t xml:space="preserve">fn_team_revoke_invitation</w:t>
+            </w:r>
+          </w:p>
+        </w:tc>
+        <w:tc>
+          <w:tcPr/>
+          <w:p>
+            <w:pPr>
+              <w:pStyle w:val="Compact"/>
+            </w:pPr>
+            <w:r>
+              <w:t xml:space="preserve">T1, T2, T2b</w:t>
+            </w:r>
+          </w:p>
+        </w:tc>
+        <w:tc>
+          <w:tcPr/>
+          <w:p>
+            <w:pPr>
+              <w:pStyle w:val="Compact"/>
+            </w:pPr>
+            <w:r>
+              <w:t xml:space="preserve">Revogar uma proposta depositada por engano</w:t>
+            </w:r>
+          </w:p>
+        </w:tc>
+      </w:tr>
+      <w:tr>
+        <w:tc>
+          <w:tcPr/>
+          <w:p>
+            <w:pPr>
+              <w:pStyle w:val="Compact"/>
+            </w:pPr>
+            <w:r>
+              <w:rPr>
+                <w:rStyle w:val="VerbatimChar"/>
+              </w:rPr>
+              <w:t xml:space="preserve">fn_team_expire_invitations</w:t>
+            </w:r>
+          </w:p>
+        </w:tc>
+        <w:tc>
+          <w:tcPr/>
+          <w:p>
+            <w:pPr>
+              <w:pStyle w:val="Compact"/>
+            </w:pPr>
+            <w:r>
+              <w:t xml:space="preserve">T1, T2, T2b</w:t>
+            </w:r>
+          </w:p>
+        </w:tc>
+        <w:tc>
+          <w:tcPr/>
+          <w:p>
+            <w:pPr>
+              <w:pStyle w:val="Compact"/>
+            </w:pPr>
+            <w:r>
+              <w:t xml:space="preserve">Cron: expiração das propostas (30 dias)</w:t>
+            </w:r>
+          </w:p>
+        </w:tc>
+      </w:tr>
+      <w:tr>
+        <w:tc>
+          <w:tcPr/>
+          <w:p>
+            <w:pPr>
+              <w:pStyle w:val="Compact"/>
+            </w:pPr>
+            <w:r>
+              <w:rPr>
+                <w:rStyle w:val="VerbatimChar"/>
+              </w:rPr>
+              <w:t xml:space="preserve">fn_team_self_demote</w:t>
+            </w:r>
+          </w:p>
+        </w:tc>
+        <w:tc>
+          <w:tcPr/>
+          <w:p>
+            <w:pPr>
+              <w:pStyle w:val="Compact"/>
+            </w:pPr>
+            <w:r>
+              <w:t xml:space="preserve">T3, T4</w:t>
+            </w:r>
+          </w:p>
+        </w:tc>
+        <w:tc>
+          <w:tcPr/>
+          <w:p>
+            <w:pPr>
+              <w:pStyle w:val="Compact"/>
+            </w:pPr>
+            <w:r>
+              <w:t xml:space="preserve">Auto-rebaixamento (« passo o bastão »)</w:t>
+            </w:r>
+          </w:p>
+        </w:tc>
+      </w:tr>
+      <w:tr>
+        <w:tc>
+          <w:tcPr/>
+          <w:p>
+            <w:pPr>
+              <w:pStyle w:val="Compact"/>
+            </w:pPr>
+            <w:r>
+              <w:rPr>
+                <w:rStyle w:val="VerbatimChar"/>
+              </w:rPr>
+              <w:t xml:space="preserve">fn_team_request_remove_member</w:t>
+            </w:r>
+          </w:p>
+        </w:tc>
+        <w:tc>
+          <w:tcPr/>
+          <w:p>
+            <w:pPr>
+              <w:pStyle w:val="Compact"/>
+            </w:pPr>
+            <w:r>
+              <w:t xml:space="preserve">T5</w:t>
+            </w:r>
+          </w:p>
+        </w:tc>
+        <w:tc>
+          <w:tcPr/>
+          <w:p>
+            <w:pPr>
+              <w:pStyle w:val="Compact"/>
+            </w:pPr>
+            <w:r>
+              <w:t xml:space="preserve">Solicitação de retirada com carência de 7 dias</w:t>
+            </w:r>
+          </w:p>
+        </w:tc>
+      </w:tr>
+      <w:tr>
+        <w:tc>
+          <w:tcPr/>
+          <w:p>
+            <w:pPr>
+              <w:pStyle w:val="Compact"/>
+            </w:pPr>
+            <w:r>
+              <w:rPr>
+                <w:rStyle w:val="VerbatimChar"/>
+              </w:rPr>
+              <w:t xml:space="preserve">fn_team_cancel_remove_member</w:t>
+            </w:r>
+          </w:p>
+        </w:tc>
+        <w:tc>
+          <w:tcPr/>
+          <w:p>
+            <w:pPr>
+              <w:pStyle w:val="Compact"/>
+            </w:pPr>
+            <w:r>
+              <w:t xml:space="preserve">T8</w:t>
+            </w:r>
+          </w:p>
+        </w:tc>
+        <w:tc>
+          <w:tcPr/>
+          <w:p>
+            <w:pPr>
+              <w:pStyle w:val="Compact"/>
+            </w:pPr>
+            <w:r>
+              <w:t xml:space="preserve">Cancelamento de solicitação de retirada</w:t>
+            </w:r>
+          </w:p>
+        </w:tc>
+      </w:tr>
+      <w:tr>
+        <w:tc>
+          <w:tcPr/>
+          <w:p>
+            <w:pPr>
+              <w:pStyle w:val="Compact"/>
+            </w:pPr>
+            <w:r>
+              <w:rPr>
+                <w:rStyle w:val="VerbatimChar"/>
+              </w:rPr>
+              <w:t xml:space="preserve">fn_team_suspend_member</w:t>
+            </w:r>
+          </w:p>
+        </w:tc>
+        <w:tc>
+          <w:tcPr/>
+          <w:p>
+            <w:pPr>
+              <w:pStyle w:val="Compact"/>
+            </w:pPr>
+            <w:r>
+              <w:t xml:space="preserve">T6</w:t>
+            </w:r>
+          </w:p>
+        </w:tc>
+        <w:tc>
+          <w:tcPr/>
+          <w:p>
+            <w:pPr>
+              <w:pStyle w:val="Compact"/>
+            </w:pPr>
+            <w:r>
+              <w:t xml:space="preserve">Suspensão imediata (medida cautelar)</w:t>
+            </w:r>
+          </w:p>
+        </w:tc>
+      </w:tr>
+      <w:tr>
+        <w:tc>
+          <w:tcPr/>
+          <w:p>
+            <w:pPr>
+              <w:pStyle w:val="Compact"/>
+            </w:pPr>
+            <w:r>
+              <w:rPr>
+                <w:rStyle w:val="VerbatimChar"/>
+              </w:rPr>
+              <w:t xml:space="preserve">fn_team_unsuspend_member</w:t>
+            </w:r>
+          </w:p>
+        </w:tc>
+        <w:tc>
+          <w:tcPr/>
+          <w:p>
+            <w:pPr>
+              <w:pStyle w:val="Compact"/>
+            </w:pPr>
+            <w:r>
+              <w:t xml:space="preserve">T7</w:t>
+            </w:r>
+          </w:p>
+        </w:tc>
+        <w:tc>
+          <w:tcPr/>
+          <w:p>
+            <w:pPr>
+              <w:pStyle w:val="Compact"/>
+            </w:pPr>
+            <w:r>
+              <w:t xml:space="preserve">Levantamento de suspensão</w:t>
+            </w:r>
+          </w:p>
+        </w:tc>
+      </w:tr>
+      <w:tr>
+        <w:tc>
+          <w:tcPr/>
+          <w:p>
+            <w:pPr>
+              <w:pStyle w:val="Compact"/>
+            </w:pPr>
+            <w:r>
+              <w:rPr>
+                <w:rStyle w:val="VerbatimChar"/>
+              </w:rPr>
+              <w:t xml:space="preserve">fn_validate_physical_account</w:t>
+            </w:r>
+          </w:p>
+        </w:tc>
+        <w:tc>
+          <w:tcPr/>
+          <w:p>
+            <w:pPr>
+              <w:pStyle w:val="Compact"/>
+            </w:pPr>
+            <w:r>
+              <w:t xml:space="preserve">—</w:t>
+            </w:r>
+          </w:p>
+        </w:tc>
+        <w:tc>
+          <w:tcPr/>
+          <w:p>
+            <w:pPr>
+              <w:pStyle w:val="Compact"/>
+            </w:pPr>
+            <w:r>
+              <w:t xml:space="preserve">Validação física de uma pessoa</w:t>
             </w:r>
             <w:r>
               <w:t xml:space="preserve"> </w:t>
@@ -20743,320 +21840,6 @@
               </w:rPr>
               <w:t xml:space="preserve">reader</w:t>
             </w:r>
-            <w:r>
-              <w:t xml:space="preserve"> </w:t>
-            </w:r>
-            <w:r>
-              <w:t xml:space="preserve">→</w:t>
-            </w:r>
-            <w:r>
-              <w:t xml:space="preserve"> </w:t>
-            </w:r>
-            <w:r>
-              <w:rPr>
-                <w:rStyle w:val="VerbatimChar"/>
-              </w:rPr>
-              <w:t xml:space="preserve">librarian</w:t>
-            </w:r>
-          </w:p>
-        </w:tc>
-      </w:tr>
-      <w:tr>
-        <w:tc>
-          <w:tcPr/>
-          <w:p>
-            <w:pPr>
-              <w:pStyle w:val="Compact"/>
-            </w:pPr>
-            <w:r>
-              <w:rPr>
-                <w:rStyle w:val="VerbatimChar"/>
-              </w:rPr>
-              <w:t xml:space="preserve">fn_team_promote_to_coordenador</w:t>
-            </w:r>
-          </w:p>
-        </w:tc>
-        <w:tc>
-          <w:tcPr/>
-          <w:p>
-            <w:pPr>
-              <w:pStyle w:val="Compact"/>
-            </w:pPr>
-            <w:r>
-              <w:t xml:space="preserve">T2</w:t>
-            </w:r>
-          </w:p>
-        </w:tc>
-        <w:tc>
-          <w:tcPr/>
-          <w:p>
-            <w:pPr>
-              <w:pStyle w:val="Compact"/>
-            </w:pPr>
-            <w:r>
-              <w:t xml:space="preserve">Cooptação</w:t>
-            </w:r>
-            <w:r>
-              <w:t xml:space="preserve"> </w:t>
-            </w:r>
-            <w:r>
-              <w:rPr>
-                <w:rStyle w:val="VerbatimChar"/>
-              </w:rPr>
-              <w:t xml:space="preserve">librarian</w:t>
-            </w:r>
-            <w:r>
-              <w:t xml:space="preserve"> </w:t>
-            </w:r>
-            <w:r>
-              <w:t xml:space="preserve">→</w:t>
-            </w:r>
-            <w:r>
-              <w:t xml:space="preserve"> </w:t>
-            </w:r>
-            <w:r>
-              <w:rPr>
-                <w:rStyle w:val="VerbatimChar"/>
-              </w:rPr>
-              <w:t xml:space="preserve">coordenador</w:t>
-            </w:r>
-          </w:p>
-        </w:tc>
-      </w:tr>
-      <w:tr>
-        <w:tc>
-          <w:tcPr/>
-          <w:p>
-            <w:pPr>
-              <w:pStyle w:val="Compact"/>
-            </w:pPr>
-            <w:r>
-              <w:rPr>
-                <w:rStyle w:val="VerbatimChar"/>
-              </w:rPr>
-              <w:t xml:space="preserve">fn_team_self_demote</w:t>
-            </w:r>
-          </w:p>
-        </w:tc>
-        <w:tc>
-          <w:tcPr/>
-          <w:p>
-            <w:pPr>
-              <w:pStyle w:val="Compact"/>
-            </w:pPr>
-            <w:r>
-              <w:t xml:space="preserve">T3, T4</w:t>
-            </w:r>
-          </w:p>
-        </w:tc>
-        <w:tc>
-          <w:tcPr/>
-          <w:p>
-            <w:pPr>
-              <w:pStyle w:val="Compact"/>
-            </w:pPr>
-            <w:r>
-              <w:t xml:space="preserve">Auto-rebaixamento (« passo o bastão »)</w:t>
-            </w:r>
-          </w:p>
-        </w:tc>
-      </w:tr>
-      <w:tr>
-        <w:tc>
-          <w:tcPr/>
-          <w:p>
-            <w:pPr>
-              <w:pStyle w:val="Compact"/>
-            </w:pPr>
-            <w:r>
-              <w:rPr>
-                <w:rStyle w:val="VerbatimChar"/>
-              </w:rPr>
-              <w:t xml:space="preserve">fn_team_request_remove_member</w:t>
-            </w:r>
-          </w:p>
-        </w:tc>
-        <w:tc>
-          <w:tcPr/>
-          <w:p>
-            <w:pPr>
-              <w:pStyle w:val="Compact"/>
-            </w:pPr>
-            <w:r>
-              <w:t xml:space="preserve">T5</w:t>
-            </w:r>
-          </w:p>
-        </w:tc>
-        <w:tc>
-          <w:tcPr/>
-          <w:p>
-            <w:pPr>
-              <w:pStyle w:val="Compact"/>
-            </w:pPr>
-            <w:r>
-              <w:t xml:space="preserve">Solicitação de retirada com carência de 7 dias</w:t>
-            </w:r>
-          </w:p>
-        </w:tc>
-      </w:tr>
-      <w:tr>
-        <w:tc>
-          <w:tcPr/>
-          <w:p>
-            <w:pPr>
-              <w:pStyle w:val="Compact"/>
-            </w:pPr>
-            <w:r>
-              <w:rPr>
-                <w:rStyle w:val="VerbatimChar"/>
-              </w:rPr>
-              <w:t xml:space="preserve">fn_team_cancel_remove_member</w:t>
-            </w:r>
-          </w:p>
-        </w:tc>
-        <w:tc>
-          <w:tcPr/>
-          <w:p>
-            <w:pPr>
-              <w:pStyle w:val="Compact"/>
-            </w:pPr>
-            <w:r>
-              <w:t xml:space="preserve">T8</w:t>
-            </w:r>
-          </w:p>
-        </w:tc>
-        <w:tc>
-          <w:tcPr/>
-          <w:p>
-            <w:pPr>
-              <w:pStyle w:val="Compact"/>
-            </w:pPr>
-            <w:r>
-              <w:t xml:space="preserve">Cancelamento de solicitação de retirada</w:t>
-            </w:r>
-          </w:p>
-        </w:tc>
-      </w:tr>
-      <w:tr>
-        <w:tc>
-          <w:tcPr/>
-          <w:p>
-            <w:pPr>
-              <w:pStyle w:val="Compact"/>
-            </w:pPr>
-            <w:r>
-              <w:rPr>
-                <w:rStyle w:val="VerbatimChar"/>
-              </w:rPr>
-              <w:t xml:space="preserve">fn_team_suspend_member</w:t>
-            </w:r>
-          </w:p>
-        </w:tc>
-        <w:tc>
-          <w:tcPr/>
-          <w:p>
-            <w:pPr>
-              <w:pStyle w:val="Compact"/>
-            </w:pPr>
-            <w:r>
-              <w:t xml:space="preserve">T6</w:t>
-            </w:r>
-          </w:p>
-        </w:tc>
-        <w:tc>
-          <w:tcPr/>
-          <w:p>
-            <w:pPr>
-              <w:pStyle w:val="Compact"/>
-            </w:pPr>
-            <w:r>
-              <w:t xml:space="preserve">Suspensão imediata (medida cautelar)</w:t>
-            </w:r>
-          </w:p>
-        </w:tc>
-      </w:tr>
-      <w:tr>
-        <w:tc>
-          <w:tcPr/>
-          <w:p>
-            <w:pPr>
-              <w:pStyle w:val="Compact"/>
-            </w:pPr>
-            <w:r>
-              <w:rPr>
-                <w:rStyle w:val="VerbatimChar"/>
-              </w:rPr>
-              <w:t xml:space="preserve">fn_team_unsuspend_member</w:t>
-            </w:r>
-          </w:p>
-        </w:tc>
-        <w:tc>
-          <w:tcPr/>
-          <w:p>
-            <w:pPr>
-              <w:pStyle w:val="Compact"/>
-            </w:pPr>
-            <w:r>
-              <w:t xml:space="preserve">T7</w:t>
-            </w:r>
-          </w:p>
-        </w:tc>
-        <w:tc>
-          <w:tcPr/>
-          <w:p>
-            <w:pPr>
-              <w:pStyle w:val="Compact"/>
-            </w:pPr>
-            <w:r>
-              <w:t xml:space="preserve">Levantamento de suspensão</w:t>
-            </w:r>
-          </w:p>
-        </w:tc>
-      </w:tr>
-      <w:tr>
-        <w:tc>
-          <w:tcPr/>
-          <w:p>
-            <w:pPr>
-              <w:pStyle w:val="Compact"/>
-            </w:pPr>
-            <w:r>
-              <w:rPr>
-                <w:rStyle w:val="VerbatimChar"/>
-              </w:rPr>
-              <w:t xml:space="preserve">fn_validate_physical_account</w:t>
-            </w:r>
-          </w:p>
-        </w:tc>
-        <w:tc>
-          <w:tcPr/>
-          <w:p>
-            <w:pPr>
-              <w:pStyle w:val="Compact"/>
-            </w:pPr>
-            <w:r>
-              <w:t xml:space="preserve">—</w:t>
-            </w:r>
-          </w:p>
-        </w:tc>
-        <w:tc>
-          <w:tcPr/>
-          <w:p>
-            <w:pPr>
-              <w:pStyle w:val="Compact"/>
-            </w:pPr>
-            <w:r>
-              <w:t xml:space="preserve">Validação física de uma pessoa</w:t>
-            </w:r>
-            <w:r>
-              <w:t xml:space="preserve"> </w:t>
-            </w:r>
-            <w:r>
-              <w:rPr>
-                <w:rStyle w:val="VerbatimChar"/>
-              </w:rPr>
-              <w:t xml:space="preserve">reader</w:t>
-            </w:r>
           </w:p>
         </w:tc>
       </w:tr>
@@ -21102,7 +21885,7 @@
               <w:rPr>
                 <w:rStyle w:val="VerbatimChar"/>
               </w:rPr>
-              <w:t xml:space="preserve">inactive</w:t>
+              <w:t xml:space="preserve">removed</w:t>
             </w:r>
             <w:r>
               <w:t xml:space="preserve"> </w:t>
@@ -21152,6 +21935,128 @@
         </w:tc>
       </w:tr>
     </w:tbl>
+    <w:p>
+      <w:pPr>
+        <w:pStyle w:val="BodyText"/>
+      </w:pPr>
+      <w:r>
+        <w:rPr>
+          <w:i/>
+          <w:iCs/>
+        </w:rPr>
+        <w:t xml:space="preserve">As antigas promoções diretas</w:t>
+      </w:r>
+      <w:r>
+        <w:rPr>
+          <w:i/>
+          <w:iCs/>
+        </w:rPr>
+        <w:t xml:space="preserve"> </w:t>
+      </w:r>
+      <w:r>
+        <w:rPr>
+          <w:rStyle w:val="VerbatimChar"/>
+          <w:i/>
+          <w:iCs/>
+        </w:rPr>
+        <w:t xml:space="preserve">fn_team_promote_to_librarian</w:t>
+      </w:r>
+      <w:r>
+        <w:rPr>
+          <w:i/>
+          <w:iCs/>
+        </w:rPr>
+        <w:t xml:space="preserve"> </w:t>
+      </w:r>
+      <w:r>
+        <w:rPr>
+          <w:i/>
+          <w:iCs/>
+        </w:rPr>
+        <w:t xml:space="preserve">e</w:t>
+      </w:r>
+      <w:r>
+        <w:rPr>
+          <w:i/>
+          <w:iCs/>
+        </w:rPr>
+        <w:t xml:space="preserve"> </w:t>
+      </w:r>
+      <w:r>
+        <w:rPr>
+          <w:rStyle w:val="VerbatimChar"/>
+          <w:i/>
+          <w:iCs/>
+        </w:rPr>
+        <w:t xml:space="preserve">fn_team_promote_to_coordenador</w:t>
+      </w:r>
+      <w:r>
+        <w:rPr>
+          <w:i/>
+          <w:iCs/>
+        </w:rPr>
+        <w:t xml:space="preserve"> </w:t>
+      </w:r>
+      <w:r>
+        <w:rPr>
+          <w:i/>
+          <w:iCs/>
+        </w:rPr>
+        <w:t xml:space="preserve">estão</w:t>
+      </w:r>
+      <w:r>
+        <w:rPr>
+          <w:i/>
+          <w:iCs/>
+        </w:rPr>
+        <w:t xml:space="preserve"> </w:t>
+      </w:r>
+      <w:r>
+        <w:rPr>
+          <w:b/>
+          <w:bCs/>
+          <w:i/>
+          <w:iCs/>
+        </w:rPr>
+        <w:t xml:space="preserve">condenadas</w:t>
+      </w:r>
+      <w:r>
+        <w:rPr>
+          <w:i/>
+          <w:iCs/>
+        </w:rPr>
+        <w:t xml:space="preserve"> </w:t>
+      </w:r>
+      <w:r>
+        <w:rPr>
+          <w:i/>
+          <w:iCs/>
+        </w:rPr>
+        <w:t xml:space="preserve">(26/08 e 01/09/2026): elas recusam com</w:t>
+      </w:r>
+      <w:r>
+        <w:rPr>
+          <w:i/>
+          <w:iCs/>
+        </w:rPr>
+        <w:t xml:space="preserve"> </w:t>
+      </w:r>
+      <w:r>
+        <w:rPr>
+          <w:rStyle w:val="VerbatimChar"/>
+          <w:i/>
+          <w:iCs/>
+        </w:rPr>
+        <w:t xml:space="preserve">collegiality_required</w:t>
+      </w:r>
+      <w:r>
+        <w:rPr>
+          <w:i/>
+          <w:iCs/>
+        </w:rPr>
+        <w:t xml:space="preserve">, indicando o caminho em três tempos. Só figuram aqui para que seu nome, cruzado num documento velho, não faça acreditar num caminho ativo.</w:t>
+      </w:r>
+    </w:p>
     <w:bookmarkEnd w:id="166"/>
     <w:bookmarkStart w:id="167" w:name="funções-de-admin-de-rede"/>
     <w:p>
@@ -22357,7 +23262,7 @@
         <w:pStyle w:val="Compact"/>
         <w:numPr>
           <w:ilvl w:val="0"/>
-          <w:numId w:val="1081"/>
+          <w:numId w:val="1082"/>
         </w:numPr>
       </w:pPr>
       <w:r>
@@ -22378,7 +23283,7 @@
         <w:pStyle w:val="Compact"/>
         <w:numPr>
           <w:ilvl w:val="0"/>
-          <w:numId w:val="1081"/>
+          <w:numId w:val="1082"/>
         </w:numPr>
       </w:pPr>
       <w:r>
@@ -22399,7 +23304,7 @@
         <w:pStyle w:val="Compact"/>
         <w:numPr>
           <w:ilvl w:val="0"/>
-          <w:numId w:val="1081"/>
+          <w:numId w:val="1082"/>
         </w:numPr>
       </w:pPr>
       <w:r>
@@ -22420,7 +23325,7 @@
         <w:pStyle w:val="Compact"/>
         <w:numPr>
           <w:ilvl w:val="0"/>
-          <w:numId w:val="1081"/>
+          <w:numId w:val="1082"/>
         </w:numPr>
       </w:pPr>
       <w:r>
@@ -23268,6 +24173,9 @@
     <w:abstractNumId w:val="991"/>
   </w:num>
   <w:num w:numId="1063">
+    <w:abstractNumId w:val="991"/>
+  </w:num>
+  <w:num w:numId="1064">
     <w:abstractNumId w:val="99411"/>
     <w:lvlOverride w:ilvl="0">
       <w:startOverride w:val="1"/>
@@ -23297,10 +24205,10 @@
       <w:startOverride w:val="1"/>
     </w:lvlOverride>
   </w:num>
-  <w:num w:numId="1064">
+  <w:num w:numId="1065">
     <w:abstractNumId w:val="991"/>
   </w:num>
-  <w:num w:numId="1065">
+  <w:num w:numId="1066">
     <w:abstractNumId w:val="99411"/>
     <w:lvlOverride w:ilvl="0">
       <w:startOverride w:val="1"/>
@@ -23330,10 +24238,10 @@
       <w:startOverride w:val="1"/>
     </w:lvlOverride>
   </w:num>
-  <w:num w:numId="1066">
+  <w:num w:numId="1067">
     <w:abstractNumId w:val="991"/>
   </w:num>
-  <w:num w:numId="1067">
+  <w:num w:numId="1068">
     <w:abstractNumId w:val="99411"/>
     <w:lvlOverride w:ilvl="0">
       <w:startOverride w:val="1"/>
@@ -23363,9 +24271,6 @@
       <w:startOverride w:val="1"/>
     </w:lvlOverride>
   </w:num>
-  <w:num w:numId="1068">
-    <w:abstractNumId w:val="991"/>
-  </w:num>
   <w:num w:numId="1069">
     <w:abstractNumId w:val="991"/>
   </w:num>
@@ -23373,6 +24278,9 @@
     <w:abstractNumId w:val="991"/>
   </w:num>
   <w:num w:numId="1071">
+    <w:abstractNumId w:val="991"/>
+  </w:num>
+  <w:num w:numId="1072">
     <w:abstractNumId w:val="99411"/>
     <w:lvlOverride w:ilvl="0">
       <w:startOverride w:val="1"/>
@@ -23402,13 +24310,13 @@
       <w:startOverride w:val="1"/>
     </w:lvlOverride>
   </w:num>
-  <w:num w:numId="1072">
-    <w:abstractNumId w:val="991"/>
-  </w:num>
   <w:num w:numId="1073">
     <w:abstractNumId w:val="991"/>
   </w:num>
   <w:num w:numId="1074">
+    <w:abstractNumId w:val="991"/>
+  </w:num>
+  <w:num w:numId="1075">
     <w:abstractNumId w:val="99411"/>
     <w:lvlOverride w:ilvl="0">
       <w:startOverride w:val="1"/>
@@ -23438,13 +24346,13 @@
       <w:startOverride w:val="1"/>
     </w:lvlOverride>
   </w:num>
-  <w:num w:numId="1075">
-    <w:abstractNumId w:val="991"/>
-  </w:num>
   <w:num w:numId="1076">
     <w:abstractNumId w:val="991"/>
   </w:num>
   <w:num w:numId="1077">
+    <w:abstractNumId w:val="991"/>
+  </w:num>
+  <w:num w:numId="1078">
     <w:abstractNumId w:val="99411"/>
     <w:lvlOverride w:ilvl="0">
       <w:startOverride w:val="1"/>
@@ -23474,9 +24382,6 @@
       <w:startOverride w:val="1"/>
     </w:lvlOverride>
   </w:num>
-  <w:num w:numId="1078">
-    <w:abstractNumId w:val="991"/>
-  </w:num>
   <w:num w:numId="1079">
     <w:abstractNumId w:val="991"/>
   </w:num>
@@ -23484,6 +24389,9 @@
     <w:abstractNumId w:val="991"/>
   </w:num>
   <w:num w:numId="1081">
+    <w:abstractNumId w:val="991"/>
+  </w:num>
+  <w:num w:numId="1082">
     <w:abstractNumId w:val="991"/>
   </w:num>
 </w:numbering>
